--- a/doku.docx
+++ b/doku.docx
@@ -4,6 +4,35 @@
   <w:body>
     <w:p>
       <w:pPr>
+        <w:jc w:val="center"/>
+        <w:rPr>
+          <w:b/>
+          <w:bCs/>
+          <w:sz w:val="40"/>
+          <w:szCs w:val="40"/>
+          <w:lang w:val="de-CH"/>
+        </w:rPr>
+      </w:pPr>
+      <w:r>
+        <w:rPr>
+          <w:b/>
+          <w:bCs/>
+          <w:sz w:val="40"/>
+          <w:szCs w:val="40"/>
+          <w:lang w:val="de-CH"/>
+        </w:rPr>
+        <w:t>Dokumentation</w:t>
+      </w:r>
+    </w:p>
+    <w:p>
+      <w:pPr>
+        <w:rPr>
+          <w:lang w:val="de-CH"/>
+        </w:rPr>
+      </w:pPr>
+    </w:p>
+    <w:p>
+      <w:pPr>
         <w:rPr>
           <w:lang w:val="de-CH"/>
         </w:rPr>
@@ -122,11 +151,15 @@
     <w:p>
       <w:pPr>
         <w:rPr>
-          <w:lang w:val="de-CH"/>
-        </w:rPr>
-      </w:pPr>
-      <w:r>
-        <w:rPr>
+          <w:b/>
+          <w:bCs/>
+          <w:lang w:val="de-CH"/>
+        </w:rPr>
+      </w:pPr>
+      <w:r>
+        <w:rPr>
+          <w:b/>
+          <w:bCs/>
           <w:lang w:val="de-CH"/>
         </w:rPr>
         <w:t>Für MVC:</w:t>
@@ -195,11 +228,15 @@
     <w:p>
       <w:pPr>
         <w:rPr>
-          <w:lang w:val="de-CH"/>
-        </w:rPr>
-      </w:pPr>
-      <w:r>
-        <w:rPr>
+          <w:b/>
+          <w:bCs/>
+          <w:lang w:val="de-CH"/>
+        </w:rPr>
+      </w:pPr>
+      <w:r>
+        <w:rPr>
+          <w:b/>
+          <w:bCs/>
           <w:lang w:val="de-CH"/>
         </w:rPr>
         <w:t>Funktionen:</w:t>
@@ -208,6 +245,8 @@
     <w:p>
       <w:pPr>
         <w:rPr>
+          <w:b/>
+          <w:bCs/>
           <w:lang w:val="de-CH"/>
         </w:rPr>
       </w:pPr>
@@ -225,6 +264,8 @@
       </w:r>
       <w:r>
         <w:rPr>
+          <w:b/>
+          <w:bCs/>
           <w:lang w:val="de-CH"/>
         </w:rPr>
         <w:t>Login mit API-Key und Token</w:t>
@@ -248,20 +289,18 @@
       <w:pPr>
         <w:ind w:left="720"/>
         <w:rPr>
-          <w:lang w:val="de-CH"/>
-        </w:rPr>
-      </w:pPr>
-      <w:r>
-        <w:rPr>
-          <w:lang w:val="de-CH"/>
-        </w:rPr>
-        <w:t>Cards anzeige</w:t>
-      </w:r>
-      <w:r>
-        <w:rPr>
-          <w:lang w:val="de-CH"/>
-        </w:rPr>
-        <w:t>n</w:t>
+          <w:b/>
+          <w:bCs/>
+          <w:lang w:val="de-CH"/>
+        </w:rPr>
+      </w:pPr>
+      <w:r>
+        <w:rPr>
+          <w:b/>
+          <w:bCs/>
+          <w:lang w:val="de-CH"/>
+        </w:rPr>
+        <w:t>Cards anzeigen</w:t>
       </w:r>
     </w:p>
     <w:p>
@@ -282,11 +321,15 @@
       <w:pPr>
         <w:ind w:left="720"/>
         <w:rPr>
-          <w:lang w:val="de-CH"/>
-        </w:rPr>
-      </w:pPr>
-      <w:r>
-        <w:rPr>
+          <w:b/>
+          <w:bCs/>
+          <w:lang w:val="de-CH"/>
+        </w:rPr>
+      </w:pPr>
+      <w:r>
+        <w:rPr>
+          <w:b/>
+          <w:bCs/>
           <w:lang w:val="de-CH"/>
         </w:rPr>
         <w:t>Cards suchen</w:t>
@@ -340,12 +383,16 @@
       <w:pPr>
         <w:ind w:left="720"/>
         <w:rPr>
-          <w:lang w:val="de-CH"/>
-        </w:rPr>
-      </w:pPr>
-      <w:proofErr w:type="spellStart"/>
-      <w:r>
-        <w:rPr>
+          <w:b/>
+          <w:bCs/>
+          <w:lang w:val="de-CH"/>
+        </w:rPr>
+      </w:pPr>
+      <w:proofErr w:type="spellStart"/>
+      <w:r>
+        <w:rPr>
+          <w:b/>
+          <w:bCs/>
           <w:lang w:val="de-CH"/>
         </w:rPr>
         <w:t>Pagination</w:t>
@@ -376,11 +423,15 @@
       <w:pPr>
         <w:ind w:left="720"/>
         <w:rPr>
-          <w:lang w:val="de-CH"/>
-        </w:rPr>
-      </w:pPr>
-      <w:r>
-        <w:rPr>
+          <w:b/>
+          <w:bCs/>
+          <w:lang w:val="de-CH"/>
+        </w:rPr>
+      </w:pPr>
+      <w:r>
+        <w:rPr>
+          <w:b/>
+          <w:bCs/>
           <w:lang w:val="de-CH"/>
         </w:rPr>
         <w:t>Detailansicht</w:t>
@@ -404,11 +455,15 @@
       <w:pPr>
         <w:ind w:left="720"/>
         <w:rPr>
-          <w:lang w:val="de-CH"/>
-        </w:rPr>
-      </w:pPr>
-      <w:r>
-        <w:rPr>
+          <w:b/>
+          <w:bCs/>
+          <w:lang w:val="de-CH"/>
+        </w:rPr>
+      </w:pPr>
+      <w:r>
+        <w:rPr>
+          <w:b/>
+          <w:bCs/>
           <w:lang w:val="de-CH"/>
         </w:rPr>
         <w:t>Neue Card erstellen</w:t>
@@ -425,6 +480,7 @@
         <w:rPr>
           <w:lang w:val="de-CH"/>
         </w:rPr>
+        <w:lastRenderedPageBreak/>
         <w:t>Als Benutzer möchte ich eine neue Card erstellen damit ich eine neue Aufgabe in Trello speichern kann.</w:t>
       </w:r>
     </w:p>
@@ -432,11 +488,15 @@
       <w:pPr>
         <w:ind w:left="720"/>
         <w:rPr>
-          <w:lang w:val="de-CH"/>
-        </w:rPr>
-      </w:pPr>
-      <w:r>
-        <w:rPr>
+          <w:b/>
+          <w:bCs/>
+          <w:lang w:val="de-CH"/>
+        </w:rPr>
+      </w:pPr>
+      <w:r>
+        <w:rPr>
+          <w:b/>
+          <w:bCs/>
           <w:lang w:val="de-CH"/>
         </w:rPr>
         <w:t>Card bearbeiten</w:t>
@@ -453,19 +513,1447 @@
         <w:rPr>
           <w:lang w:val="de-CH"/>
         </w:rPr>
+        <w:t>Als Benutzer möchte ich eine Card bearbeiten damit ich eine Aufgabe aktualisieren kann.</w:t>
+      </w:r>
+    </w:p>
+    <w:p>
+      <w:pPr>
+        <w:ind w:left="720"/>
+        <w:rPr>
+          <w:b/>
+          <w:bCs/>
+          <w:lang w:val="de-CH"/>
+        </w:rPr>
+      </w:pPr>
+      <w:r>
+        <w:rPr>
+          <w:b/>
+          <w:bCs/>
+          <w:lang w:val="de-CH"/>
+        </w:rPr>
+        <w:t>Card löschen</w:t>
+      </w:r>
+    </w:p>
+    <w:p>
+      <w:pPr>
+        <w:ind w:left="720"/>
+        <w:rPr>
+          <w:lang w:val="de-CH"/>
+        </w:rPr>
+      </w:pPr>
+      <w:r>
+        <w:rPr>
+          <w:lang w:val="de-CH"/>
+        </w:rPr>
+        <w:t>Als Benutzer möchte ich eine Card löschen damit ich nicht mehr benötigte Aufgaben entfernen kann.</w:t>
+      </w:r>
+    </w:p>
+    <w:p>
+      <w:pPr>
+        <w:rPr>
+          <w:lang w:val="de-CH"/>
+        </w:rPr>
+      </w:pPr>
+    </w:p>
+    <w:p>
+      <w:pPr>
+        <w:rPr>
+          <w:b/>
+          <w:bCs/>
+          <w:lang w:val="de-CH"/>
+        </w:rPr>
+      </w:pPr>
+      <w:r>
+        <w:rPr>
+          <w:b/>
+          <w:bCs/>
+          <w:lang w:val="de-CH"/>
+        </w:rPr>
+        <w:t>Daten Felder und API-Endpunkte</w:t>
+      </w:r>
+    </w:p>
+    <w:p>
+      <w:pPr>
+        <w:rPr>
+          <w:lang w:val="de-CH"/>
+        </w:rPr>
+      </w:pPr>
+    </w:p>
+    <w:p>
+      <w:pPr>
+        <w:rPr>
+          <w:b/>
+          <w:bCs/>
+          <w:lang w:val="de-CH"/>
+        </w:rPr>
+      </w:pPr>
+      <w:r>
+        <w:rPr>
+          <w:b/>
+          <w:bCs/>
+          <w:lang w:val="de-CH"/>
+        </w:rPr>
+        <w:t>Login mit API-Key und Token</w:t>
+      </w:r>
+    </w:p>
+    <w:p>
+      <w:pPr>
+        <w:rPr>
+          <w:lang w:val="de-CH"/>
+        </w:rPr>
+      </w:pPr>
+      <w:r>
+        <w:rPr>
+          <w:lang w:val="de-CH"/>
+        </w:rPr>
+        <w:t xml:space="preserve">Für den Login werden der API-Key und der Token vom Benutzer eingegeben. Danach </w:t>
+      </w:r>
+      <w:r>
+        <w:rPr>
+          <w:lang w:val="de-CH"/>
+        </w:rPr>
+        <w:t xml:space="preserve">wird ihre </w:t>
+      </w:r>
+      <w:r>
+        <w:rPr>
+          <w:lang w:val="de-CH"/>
+        </w:rPr>
+        <w:t>Gültigkeit</w:t>
+      </w:r>
+      <w:r>
+        <w:rPr>
+          <w:lang w:val="de-CH"/>
+        </w:rPr>
+        <w:t xml:space="preserve"> mit einer Anfrage geprüft.</w:t>
+      </w:r>
+    </w:p>
+    <w:p>
+      <w:pPr>
+        <w:rPr>
+          <w:lang w:val="de-CH"/>
+        </w:rPr>
+      </w:pPr>
+      <w:r>
+        <w:rPr>
+          <w:b/>
+          <w:bCs/>
+          <w:lang w:val="de-CH"/>
+        </w:rPr>
+        <w:t>API-Endpunkt:</w:t>
+      </w:r>
+      <w:r>
+        <w:rPr>
+          <w:lang w:val="de-CH"/>
+        </w:rPr>
+        <w:t xml:space="preserve"> GET /1/</w:t>
+      </w:r>
+      <w:proofErr w:type="spellStart"/>
+      <w:r>
+        <w:rPr>
+          <w:lang w:val="de-CH"/>
+        </w:rPr>
+        <w:t>members</w:t>
+      </w:r>
+      <w:proofErr w:type="spellEnd"/>
+      <w:r>
+        <w:rPr>
+          <w:lang w:val="de-CH"/>
+        </w:rPr>
+        <w:t>/</w:t>
+      </w:r>
+      <w:proofErr w:type="spellStart"/>
+      <w:r>
+        <w:rPr>
+          <w:lang w:val="de-CH"/>
+        </w:rPr>
+        <w:t>me</w:t>
+      </w:r>
+      <w:proofErr w:type="spellEnd"/>
+    </w:p>
+    <w:p>
+      <w:pPr>
+        <w:rPr>
+          <w:lang w:val="de-CH"/>
+        </w:rPr>
+      </w:pPr>
+      <w:r>
+        <w:rPr>
+          <w:b/>
+          <w:bCs/>
+          <w:lang w:val="de-CH"/>
+        </w:rPr>
+        <w:t>Geplante Datenfelder</w:t>
+      </w:r>
+      <w:r>
+        <w:rPr>
+          <w:b/>
+          <w:bCs/>
+          <w:lang w:val="de-CH"/>
+        </w:rPr>
+        <w:t>:</w:t>
+      </w:r>
+      <w:r>
+        <w:rPr>
+          <w:lang w:val="de-CH"/>
+        </w:rPr>
+        <w:t xml:space="preserve"> </w:t>
+      </w:r>
+      <w:proofErr w:type="spellStart"/>
+      <w:r>
+        <w:rPr>
+          <w:lang w:val="de-CH"/>
+        </w:rPr>
+        <w:t>id</w:t>
+      </w:r>
+      <w:proofErr w:type="spellEnd"/>
+      <w:r>
+        <w:rPr>
+          <w:lang w:val="de-CH"/>
+        </w:rPr>
+        <w:t xml:space="preserve">, </w:t>
+      </w:r>
+      <w:proofErr w:type="spellStart"/>
+      <w:r>
+        <w:rPr>
+          <w:lang w:val="de-CH"/>
+        </w:rPr>
+        <w:t>fullName</w:t>
+      </w:r>
+      <w:proofErr w:type="spellEnd"/>
+      <w:r>
+        <w:rPr>
+          <w:lang w:val="de-CH"/>
+        </w:rPr>
+        <w:t xml:space="preserve">, </w:t>
+      </w:r>
+      <w:proofErr w:type="spellStart"/>
+      <w:r>
+        <w:rPr>
+          <w:lang w:val="de-CH"/>
+        </w:rPr>
+        <w:t>username</w:t>
+      </w:r>
+      <w:proofErr w:type="spellEnd"/>
+    </w:p>
+    <w:p>
+      <w:pPr>
+        <w:rPr>
+          <w:b/>
+          <w:bCs/>
+          <w:lang w:val="de-CH"/>
+        </w:rPr>
+      </w:pPr>
+      <w:r>
+        <w:rPr>
+          <w:b/>
+          <w:bCs/>
+          <w:lang w:val="de-CH"/>
+        </w:rPr>
+        <w:t>Cards anzeigen</w:t>
+      </w:r>
+    </w:p>
+    <w:p>
+      <w:pPr>
+        <w:rPr>
+          <w:lang w:val="de-CH"/>
+        </w:rPr>
+      </w:pPr>
+      <w:r>
+        <w:rPr>
+          <w:lang w:val="de-CH"/>
+        </w:rPr>
+        <w:t>Nach dem Login werden zuerst die Boards des Benutzers geladen. Danach werden die Listen des ausgewählten Boards geladen. Anschliessend werden die Cards aus dem Board geladen und auf der Website angezeigt.</w:t>
+      </w:r>
+    </w:p>
+    <w:p>
+      <w:r>
+        <w:rPr>
+          <w:b/>
+          <w:bCs/>
+        </w:rPr>
+        <w:t>API-</w:t>
+      </w:r>
+      <w:proofErr w:type="spellStart"/>
+      <w:r>
+        <w:rPr>
+          <w:b/>
+          <w:bCs/>
+        </w:rPr>
+        <w:t>Endpunkte</w:t>
+      </w:r>
+      <w:proofErr w:type="spellEnd"/>
+      <w:r>
+        <w:rPr>
+          <w:b/>
+          <w:bCs/>
+        </w:rPr>
+        <w:t>:</w:t>
+      </w:r>
+      <w:r>
+        <w:t xml:space="preserve"> GET /1/members/me/boards, GET /1/boards/{id}/lists, GET /1/boards/{id}/cards</w:t>
+      </w:r>
+    </w:p>
+    <w:p>
+      <w:pPr>
+        <w:rPr>
+          <w:lang w:val="de-CH"/>
+        </w:rPr>
+      </w:pPr>
+      <w:r>
+        <w:rPr>
+          <w:b/>
+          <w:bCs/>
+          <w:lang w:val="de-CH"/>
+        </w:rPr>
+        <w:t>Geplante Datenfelder bei Board:</w:t>
+      </w:r>
+      <w:r>
+        <w:rPr>
+          <w:lang w:val="de-CH"/>
+        </w:rPr>
+        <w:t xml:space="preserve"> </w:t>
+      </w:r>
+      <w:proofErr w:type="spellStart"/>
+      <w:r>
+        <w:rPr>
+          <w:lang w:val="de-CH"/>
+        </w:rPr>
+        <w:t>id</w:t>
+      </w:r>
+      <w:proofErr w:type="spellEnd"/>
+      <w:r>
+        <w:rPr>
+          <w:lang w:val="de-CH"/>
+        </w:rPr>
+        <w:t xml:space="preserve">, </w:t>
+      </w:r>
+      <w:proofErr w:type="spellStart"/>
+      <w:r>
+        <w:rPr>
+          <w:lang w:val="de-CH"/>
+        </w:rPr>
+        <w:t>name</w:t>
+      </w:r>
+      <w:proofErr w:type="spellEnd"/>
+    </w:p>
+    <w:p>
+      <w:pPr>
+        <w:rPr>
+          <w:lang w:val="de-CH"/>
+        </w:rPr>
+      </w:pPr>
+      <w:r>
+        <w:rPr>
+          <w:b/>
+          <w:bCs/>
+          <w:lang w:val="de-CH"/>
+        </w:rPr>
+        <w:t>Geplante Datenfelder bei List:</w:t>
+      </w:r>
+      <w:r>
+        <w:rPr>
+          <w:lang w:val="de-CH"/>
+        </w:rPr>
+        <w:t xml:space="preserve"> </w:t>
+      </w:r>
+      <w:proofErr w:type="spellStart"/>
+      <w:r>
+        <w:rPr>
+          <w:lang w:val="de-CH"/>
+        </w:rPr>
+        <w:t>id</w:t>
+      </w:r>
+      <w:proofErr w:type="spellEnd"/>
+      <w:r>
+        <w:rPr>
+          <w:lang w:val="de-CH"/>
+        </w:rPr>
+        <w:t xml:space="preserve">, </w:t>
+      </w:r>
+      <w:proofErr w:type="spellStart"/>
+      <w:r>
+        <w:rPr>
+          <w:lang w:val="de-CH"/>
+        </w:rPr>
+        <w:t>name</w:t>
+      </w:r>
+      <w:proofErr w:type="spellEnd"/>
+    </w:p>
+    <w:p>
+      <w:pPr>
+        <w:rPr>
+          <w:lang w:val="de-CH"/>
+        </w:rPr>
+      </w:pPr>
+      <w:r>
+        <w:rPr>
+          <w:b/>
+          <w:bCs/>
+          <w:lang w:val="de-CH"/>
+        </w:rPr>
+        <w:t>Geplante Datenfelder bei Card:</w:t>
+      </w:r>
+      <w:r>
+        <w:rPr>
+          <w:lang w:val="de-CH"/>
+        </w:rPr>
+        <w:t xml:space="preserve"> </w:t>
+      </w:r>
+      <w:proofErr w:type="spellStart"/>
+      <w:r>
+        <w:rPr>
+          <w:lang w:val="de-CH"/>
+        </w:rPr>
+        <w:t>id</w:t>
+      </w:r>
+      <w:proofErr w:type="spellEnd"/>
+      <w:r>
+        <w:rPr>
+          <w:lang w:val="de-CH"/>
+        </w:rPr>
+        <w:t xml:space="preserve">, </w:t>
+      </w:r>
+      <w:proofErr w:type="spellStart"/>
+      <w:r>
+        <w:rPr>
+          <w:lang w:val="de-CH"/>
+        </w:rPr>
+        <w:t>name</w:t>
+      </w:r>
+      <w:proofErr w:type="spellEnd"/>
+      <w:r>
+        <w:rPr>
+          <w:lang w:val="de-CH"/>
+        </w:rPr>
+        <w:t xml:space="preserve">, </w:t>
+      </w:r>
+      <w:proofErr w:type="spellStart"/>
+      <w:r>
+        <w:rPr>
+          <w:lang w:val="de-CH"/>
+        </w:rPr>
+        <w:t>desc</w:t>
+      </w:r>
+      <w:proofErr w:type="spellEnd"/>
+      <w:r>
+        <w:rPr>
+          <w:lang w:val="de-CH"/>
+        </w:rPr>
+        <w:t xml:space="preserve">, </w:t>
+      </w:r>
+      <w:proofErr w:type="spellStart"/>
+      <w:r>
+        <w:rPr>
+          <w:lang w:val="de-CH"/>
+        </w:rPr>
+        <w:t>idList</w:t>
+      </w:r>
+      <w:proofErr w:type="spellEnd"/>
+      <w:r>
+        <w:rPr>
+          <w:lang w:val="de-CH"/>
+        </w:rPr>
+        <w:t xml:space="preserve">, due, </w:t>
+      </w:r>
+      <w:proofErr w:type="spellStart"/>
+      <w:r>
+        <w:rPr>
+          <w:lang w:val="de-CH"/>
+        </w:rPr>
+        <w:t>dateLastActivity</w:t>
+      </w:r>
+      <w:proofErr w:type="spellEnd"/>
+    </w:p>
+    <w:p>
+      <w:pPr>
+        <w:rPr>
+          <w:b/>
+          <w:bCs/>
+          <w:lang w:val="de-CH"/>
+        </w:rPr>
+      </w:pPr>
+      <w:r>
+        <w:rPr>
+          <w:b/>
+          <w:bCs/>
+          <w:lang w:val="de-CH"/>
+        </w:rPr>
+        <w:t>Cards suchen</w:t>
+      </w:r>
+    </w:p>
+    <w:p>
+      <w:pPr>
+        <w:rPr>
+          <w:lang w:val="de-CH"/>
+        </w:rPr>
+      </w:pPr>
+      <w:r>
+        <w:rPr>
+          <w:lang w:val="de-CH"/>
+        </w:rPr>
+        <w:t>Der Benutzer kann nach Cards suchen. Die Suche kann einfach im JavaScript über die bereits geladenen Cards gemacht werden. Zusätzlich kann auch der Trello-Search-Endpunkt verwendet werden.</w:t>
+      </w:r>
+    </w:p>
+    <w:p>
+      <w:pPr>
+        <w:rPr>
+          <w:lang w:val="de-CH"/>
+        </w:rPr>
+      </w:pPr>
+      <w:r>
+        <w:rPr>
+          <w:b/>
+          <w:bCs/>
+          <w:lang w:val="de-CH"/>
+        </w:rPr>
         <w:lastRenderedPageBreak/>
-        <w:t>Als Benutzer möchte ich eine Card bearbeiten damit ich eine Aufgabe aktualisieren kann.</w:t>
-      </w:r>
-    </w:p>
-    <w:p>
-      <w:pPr>
-        <w:ind w:left="720"/>
-        <w:rPr>
-          <w:lang w:val="de-CH"/>
-        </w:rPr>
-      </w:pPr>
-      <w:r>
-        <w:rPr>
+        <w:t>API-Endpunkt:</w:t>
+      </w:r>
+      <w:r>
+        <w:rPr>
+          <w:lang w:val="de-CH"/>
+        </w:rPr>
+        <w:t xml:space="preserve"> GET /1/</w:t>
+      </w:r>
+      <w:proofErr w:type="spellStart"/>
+      <w:r>
+        <w:rPr>
+          <w:lang w:val="de-CH"/>
+        </w:rPr>
+        <w:t>search</w:t>
+      </w:r>
+      <w:proofErr w:type="spellEnd"/>
+      <w:r>
+        <w:rPr>
+          <w:lang w:val="de-CH"/>
+        </w:rPr>
+        <w:t xml:space="preserve"> (optional)</w:t>
+      </w:r>
+    </w:p>
+    <w:p>
+      <w:proofErr w:type="spellStart"/>
+      <w:r>
+        <w:rPr>
+          <w:b/>
+          <w:bCs/>
+        </w:rPr>
+        <w:t>Geplante</w:t>
+      </w:r>
+      <w:proofErr w:type="spellEnd"/>
+      <w:r>
+        <w:rPr>
+          <w:b/>
+          <w:bCs/>
+        </w:rPr>
+        <w:t xml:space="preserve"> Parameter:</w:t>
+      </w:r>
+      <w:r>
+        <w:t xml:space="preserve"> query, </w:t>
+      </w:r>
+      <w:proofErr w:type="spellStart"/>
+      <w:r>
+        <w:t>idBoards</w:t>
+      </w:r>
+      <w:proofErr w:type="spellEnd"/>
+      <w:r>
+        <w:t xml:space="preserve">, </w:t>
+      </w:r>
+      <w:proofErr w:type="spellStart"/>
+      <w:r>
+        <w:t>modelTypes</w:t>
+      </w:r>
+      <w:proofErr w:type="spellEnd"/>
+      <w:r>
+        <w:t xml:space="preserve">=cards, </w:t>
+      </w:r>
+      <w:proofErr w:type="spellStart"/>
+      <w:r>
+        <w:t>card</w:t>
+      </w:r>
+      <w:r>
+        <w:t>_f</w:t>
+      </w:r>
+      <w:r>
+        <w:t>ields</w:t>
+      </w:r>
+      <w:proofErr w:type="spellEnd"/>
+      <w:r>
+        <w:t>=</w:t>
+      </w:r>
+      <w:proofErr w:type="spellStart"/>
+      <w:proofErr w:type="gramStart"/>
+      <w:r>
+        <w:t>name,desc</w:t>
+      </w:r>
+      <w:proofErr w:type="gramEnd"/>
+      <w:r>
+        <w:t>,</w:t>
+      </w:r>
+      <w:proofErr w:type="gramStart"/>
+      <w:r>
+        <w:t>idList,due</w:t>
+      </w:r>
+      <w:proofErr w:type="gramEnd"/>
+      <w:r>
+        <w:t>,dateLastActivity</w:t>
+      </w:r>
+      <w:proofErr w:type="spellEnd"/>
+    </w:p>
+    <w:p>
+      <w:pPr>
+        <w:rPr>
+          <w:lang w:val="de-CH"/>
+        </w:rPr>
+      </w:pPr>
+      <w:r>
+        <w:rPr>
+          <w:b/>
+          <w:bCs/>
+          <w:lang w:val="de-CH"/>
+        </w:rPr>
+        <w:t>Geplante Datenfelder:</w:t>
+      </w:r>
+      <w:r>
+        <w:rPr>
+          <w:lang w:val="de-CH"/>
+        </w:rPr>
+        <w:t xml:space="preserve"> </w:t>
+      </w:r>
+      <w:proofErr w:type="spellStart"/>
+      <w:r>
+        <w:rPr>
+          <w:lang w:val="de-CH"/>
+        </w:rPr>
+        <w:t>id</w:t>
+      </w:r>
+      <w:proofErr w:type="spellEnd"/>
+      <w:r>
+        <w:rPr>
+          <w:lang w:val="de-CH"/>
+        </w:rPr>
+        <w:t xml:space="preserve">, </w:t>
+      </w:r>
+      <w:proofErr w:type="spellStart"/>
+      <w:r>
+        <w:rPr>
+          <w:lang w:val="de-CH"/>
+        </w:rPr>
+        <w:t>name</w:t>
+      </w:r>
+      <w:proofErr w:type="spellEnd"/>
+      <w:r>
+        <w:rPr>
+          <w:lang w:val="de-CH"/>
+        </w:rPr>
+        <w:t xml:space="preserve">, </w:t>
+      </w:r>
+      <w:proofErr w:type="spellStart"/>
+      <w:r>
+        <w:rPr>
+          <w:lang w:val="de-CH"/>
+        </w:rPr>
+        <w:t>desc</w:t>
+      </w:r>
+      <w:proofErr w:type="spellEnd"/>
+      <w:r>
+        <w:rPr>
+          <w:lang w:val="de-CH"/>
+        </w:rPr>
+        <w:t xml:space="preserve">, </w:t>
+      </w:r>
+      <w:proofErr w:type="spellStart"/>
+      <w:r>
+        <w:rPr>
+          <w:lang w:val="de-CH"/>
+        </w:rPr>
+        <w:t>idList</w:t>
+      </w:r>
+      <w:proofErr w:type="spellEnd"/>
+      <w:r>
+        <w:rPr>
+          <w:lang w:val="de-CH"/>
+        </w:rPr>
+        <w:t xml:space="preserve">, due, </w:t>
+      </w:r>
+      <w:proofErr w:type="spellStart"/>
+      <w:r>
+        <w:rPr>
+          <w:lang w:val="de-CH"/>
+        </w:rPr>
+        <w:t>dateLastActivity</w:t>
+      </w:r>
+      <w:proofErr w:type="spellEnd"/>
+    </w:p>
+    <w:p>
+      <w:pPr>
+        <w:rPr>
+          <w:b/>
+          <w:bCs/>
+          <w:lang w:val="de-CH"/>
+        </w:rPr>
+      </w:pPr>
+      <w:proofErr w:type="spellStart"/>
+      <w:r>
+        <w:rPr>
+          <w:b/>
+          <w:bCs/>
+          <w:lang w:val="de-CH"/>
+        </w:rPr>
+        <w:t>Pagination</w:t>
+      </w:r>
+      <w:proofErr w:type="spellEnd"/>
+    </w:p>
+    <w:p>
+      <w:pPr>
+        <w:rPr>
+          <w:lang w:val="de-CH"/>
+        </w:rPr>
+      </w:pPr>
+      <w:r>
+        <w:rPr>
+          <w:lang w:val="de-CH"/>
+        </w:rPr>
+        <w:t xml:space="preserve">Die </w:t>
+      </w:r>
+      <w:proofErr w:type="spellStart"/>
+      <w:r>
+        <w:rPr>
+          <w:lang w:val="de-CH"/>
+        </w:rPr>
+        <w:t>Pagination</w:t>
+      </w:r>
+      <w:proofErr w:type="spellEnd"/>
+      <w:r>
+        <w:rPr>
+          <w:lang w:val="de-CH"/>
+        </w:rPr>
+        <w:t xml:space="preserve"> wird nicht direkt mit einem eigenen Trello-Endpunkt umgesetzt. Die Cards werden zuerst geladen und danach im JavaScript auf mehrere Seiten aufgeteilt. Zum Beispiel werden immer fünf Cards pro Seite angezeigt.</w:t>
+      </w:r>
+    </w:p>
+    <w:p>
+      <w:pPr>
+        <w:rPr>
+          <w:lang w:val="de-CH"/>
+        </w:rPr>
+      </w:pPr>
+      <w:r>
+        <w:rPr>
+          <w:b/>
+          <w:bCs/>
+          <w:lang w:val="de-CH"/>
+        </w:rPr>
+        <w:t>API-Endpunkt:</w:t>
+      </w:r>
+      <w:r>
+        <w:rPr>
+          <w:lang w:val="de-CH"/>
+        </w:rPr>
+        <w:t xml:space="preserve"> GET /1/</w:t>
+      </w:r>
+      <w:proofErr w:type="spellStart"/>
+      <w:r>
+        <w:rPr>
+          <w:lang w:val="de-CH"/>
+        </w:rPr>
+        <w:t>boards</w:t>
+      </w:r>
+      <w:proofErr w:type="spellEnd"/>
+      <w:r>
+        <w:rPr>
+          <w:lang w:val="de-CH"/>
+        </w:rPr>
+        <w:t>/{</w:t>
+      </w:r>
+      <w:proofErr w:type="spellStart"/>
+      <w:r>
+        <w:rPr>
+          <w:lang w:val="de-CH"/>
+        </w:rPr>
+        <w:t>id</w:t>
+      </w:r>
+      <w:proofErr w:type="spellEnd"/>
+      <w:r>
+        <w:rPr>
+          <w:lang w:val="de-CH"/>
+        </w:rPr>
+        <w:t>}/</w:t>
+      </w:r>
+      <w:proofErr w:type="spellStart"/>
+      <w:r>
+        <w:rPr>
+          <w:lang w:val="de-CH"/>
+        </w:rPr>
+        <w:t>cards</w:t>
+      </w:r>
+      <w:proofErr w:type="spellEnd"/>
+    </w:p>
+    <w:p>
+      <w:pPr>
+        <w:rPr>
+          <w:lang w:val="de-CH"/>
+        </w:rPr>
+      </w:pPr>
+      <w:r>
+        <w:rPr>
+          <w:b/>
+          <w:bCs/>
+          <w:lang w:val="de-CH"/>
+        </w:rPr>
+        <w:t>Geplante Datenfelder:</w:t>
+      </w:r>
+      <w:r>
+        <w:rPr>
+          <w:lang w:val="de-CH"/>
+        </w:rPr>
+        <w:t xml:space="preserve"> </w:t>
+      </w:r>
+      <w:proofErr w:type="spellStart"/>
+      <w:r>
+        <w:rPr>
+          <w:lang w:val="de-CH"/>
+        </w:rPr>
+        <w:t>id</w:t>
+      </w:r>
+      <w:proofErr w:type="spellEnd"/>
+      <w:r>
+        <w:rPr>
+          <w:lang w:val="de-CH"/>
+        </w:rPr>
+        <w:t xml:space="preserve">, </w:t>
+      </w:r>
+      <w:proofErr w:type="spellStart"/>
+      <w:r>
+        <w:rPr>
+          <w:lang w:val="de-CH"/>
+        </w:rPr>
+        <w:t>name</w:t>
+      </w:r>
+      <w:proofErr w:type="spellEnd"/>
+      <w:r>
+        <w:rPr>
+          <w:lang w:val="de-CH"/>
+        </w:rPr>
+        <w:t xml:space="preserve">, </w:t>
+      </w:r>
+      <w:proofErr w:type="spellStart"/>
+      <w:r>
+        <w:rPr>
+          <w:lang w:val="de-CH"/>
+        </w:rPr>
+        <w:t>desc</w:t>
+      </w:r>
+      <w:proofErr w:type="spellEnd"/>
+      <w:r>
+        <w:rPr>
+          <w:lang w:val="de-CH"/>
+        </w:rPr>
+        <w:t xml:space="preserve">, </w:t>
+      </w:r>
+      <w:proofErr w:type="spellStart"/>
+      <w:r>
+        <w:rPr>
+          <w:lang w:val="de-CH"/>
+        </w:rPr>
+        <w:t>idList</w:t>
+      </w:r>
+      <w:proofErr w:type="spellEnd"/>
+      <w:r>
+        <w:rPr>
+          <w:lang w:val="de-CH"/>
+        </w:rPr>
+        <w:t xml:space="preserve">, due, </w:t>
+      </w:r>
+      <w:proofErr w:type="spellStart"/>
+      <w:r>
+        <w:rPr>
+          <w:lang w:val="de-CH"/>
+        </w:rPr>
+        <w:t>dateLastActivity</w:t>
+      </w:r>
+      <w:proofErr w:type="spellEnd"/>
+    </w:p>
+    <w:p>
+      <w:pPr>
+        <w:rPr>
+          <w:b/>
+          <w:bCs/>
+          <w:lang w:val="de-CH"/>
+        </w:rPr>
+      </w:pPr>
+      <w:r>
+        <w:rPr>
+          <w:b/>
+          <w:bCs/>
+          <w:lang w:val="de-CH"/>
+        </w:rPr>
+        <w:t>Detailansicht</w:t>
+      </w:r>
+    </w:p>
+    <w:p>
+      <w:pPr>
+        <w:rPr>
+          <w:lang w:val="de-CH"/>
+        </w:rPr>
+      </w:pPr>
+      <w:r>
+        <w:rPr>
+          <w:lang w:val="de-CH"/>
+        </w:rPr>
+        <w:t>Wenn der Benutzer eine Card anklickt, werden die Details dieser Card angezeigt.</w:t>
+      </w:r>
+    </w:p>
+    <w:p>
+      <w:r>
+        <w:rPr>
+          <w:b/>
+          <w:bCs/>
+        </w:rPr>
+        <w:t>API-</w:t>
+      </w:r>
+      <w:proofErr w:type="spellStart"/>
+      <w:r>
+        <w:rPr>
+          <w:b/>
+          <w:bCs/>
+        </w:rPr>
+        <w:t>Endpunkt</w:t>
+      </w:r>
+      <w:proofErr w:type="spellEnd"/>
+      <w:r>
+        <w:rPr>
+          <w:b/>
+          <w:bCs/>
+        </w:rPr>
+        <w:t>:</w:t>
+      </w:r>
+      <w:r>
+        <w:t xml:space="preserve"> GET /1/cards/{id}</w:t>
+      </w:r>
+    </w:p>
+    <w:p>
+      <w:pPr>
+        <w:rPr>
+          <w:lang w:val="de-CH"/>
+        </w:rPr>
+      </w:pPr>
+      <w:r>
+        <w:rPr>
+          <w:b/>
+          <w:bCs/>
+          <w:lang w:val="de-CH"/>
+        </w:rPr>
+        <w:t>Geplante Datenfelder:</w:t>
+      </w:r>
+      <w:r>
+        <w:rPr>
+          <w:lang w:val="de-CH"/>
+        </w:rPr>
+        <w:t xml:space="preserve"> </w:t>
+      </w:r>
+      <w:proofErr w:type="spellStart"/>
+      <w:r>
+        <w:rPr>
+          <w:lang w:val="de-CH"/>
+        </w:rPr>
+        <w:t>id</w:t>
+      </w:r>
+      <w:proofErr w:type="spellEnd"/>
+      <w:r>
+        <w:rPr>
+          <w:lang w:val="de-CH"/>
+        </w:rPr>
+        <w:t xml:space="preserve">, </w:t>
+      </w:r>
+      <w:proofErr w:type="spellStart"/>
+      <w:r>
+        <w:rPr>
+          <w:lang w:val="de-CH"/>
+        </w:rPr>
+        <w:t>name</w:t>
+      </w:r>
+      <w:proofErr w:type="spellEnd"/>
+      <w:r>
+        <w:rPr>
+          <w:lang w:val="de-CH"/>
+        </w:rPr>
+        <w:t xml:space="preserve">, </w:t>
+      </w:r>
+      <w:proofErr w:type="spellStart"/>
+      <w:r>
+        <w:rPr>
+          <w:lang w:val="de-CH"/>
+        </w:rPr>
+        <w:t>desc</w:t>
+      </w:r>
+      <w:proofErr w:type="spellEnd"/>
+      <w:r>
+        <w:rPr>
+          <w:lang w:val="de-CH"/>
+        </w:rPr>
+        <w:t xml:space="preserve">, </w:t>
+      </w:r>
+      <w:proofErr w:type="spellStart"/>
+      <w:r>
+        <w:rPr>
+          <w:lang w:val="de-CH"/>
+        </w:rPr>
+        <w:t>idList</w:t>
+      </w:r>
+      <w:proofErr w:type="spellEnd"/>
+      <w:r>
+        <w:rPr>
+          <w:lang w:val="de-CH"/>
+        </w:rPr>
+        <w:t xml:space="preserve">, due, </w:t>
+      </w:r>
+      <w:proofErr w:type="spellStart"/>
+      <w:r>
+        <w:rPr>
+          <w:lang w:val="de-CH"/>
+        </w:rPr>
+        <w:t>dateLastActivity</w:t>
+      </w:r>
+      <w:proofErr w:type="spellEnd"/>
+      <w:r>
+        <w:rPr>
+          <w:lang w:val="de-CH"/>
+        </w:rPr>
+        <w:t xml:space="preserve">, </w:t>
+      </w:r>
+      <w:proofErr w:type="spellStart"/>
+      <w:r>
+        <w:rPr>
+          <w:lang w:val="de-CH"/>
+        </w:rPr>
+        <w:t>url</w:t>
+      </w:r>
+      <w:proofErr w:type="spellEnd"/>
+    </w:p>
+    <w:p>
+      <w:pPr>
+        <w:rPr>
+          <w:b/>
+          <w:bCs/>
+          <w:lang w:val="de-CH"/>
+        </w:rPr>
+      </w:pPr>
+      <w:r>
+        <w:rPr>
+          <w:b/>
+          <w:bCs/>
+          <w:lang w:val="de-CH"/>
+        </w:rPr>
+        <w:t>Neue Card erstellen</w:t>
+      </w:r>
+    </w:p>
+    <w:p>
+      <w:pPr>
+        <w:rPr>
+          <w:lang w:val="de-CH"/>
+        </w:rPr>
+      </w:pPr>
+      <w:r>
+        <w:rPr>
+          <w:lang w:val="de-CH"/>
+        </w:rPr>
+        <w:t>Der Benutzer kann über ein Formular eine neue Card erstellen. Dafür braucht die Card mindestens einen Titel und eine Liste, in der sie gespeichert wird. Die Beschreibung und das Fälligkeitsdatum sind optional.</w:t>
+      </w:r>
+    </w:p>
+    <w:p>
+      <w:pPr>
+        <w:rPr>
+          <w:lang w:val="de-CH"/>
+        </w:rPr>
+      </w:pPr>
+      <w:r>
+        <w:rPr>
+          <w:b/>
+          <w:bCs/>
+          <w:lang w:val="de-CH"/>
+        </w:rPr>
+        <w:t>API-Endpunkt:</w:t>
+      </w:r>
+      <w:r>
+        <w:rPr>
+          <w:lang w:val="de-CH"/>
+        </w:rPr>
+        <w:t xml:space="preserve"> POST /1/</w:t>
+      </w:r>
+      <w:proofErr w:type="spellStart"/>
+      <w:r>
+        <w:rPr>
+          <w:lang w:val="de-CH"/>
+        </w:rPr>
+        <w:t>cards</w:t>
+      </w:r>
+      <w:proofErr w:type="spellEnd"/>
+    </w:p>
+    <w:p>
+      <w:pPr>
+        <w:rPr>
+          <w:lang w:val="de-CH"/>
+        </w:rPr>
+      </w:pPr>
+      <w:r>
+        <w:rPr>
+          <w:b/>
+          <w:bCs/>
+          <w:lang w:val="de-CH"/>
+        </w:rPr>
+        <w:t>Geplante Eingabefelder:</w:t>
+      </w:r>
+      <w:r>
+        <w:rPr>
+          <w:lang w:val="de-CH"/>
+        </w:rPr>
+        <w:t xml:space="preserve"> </w:t>
+      </w:r>
+      <w:proofErr w:type="spellStart"/>
+      <w:r>
+        <w:rPr>
+          <w:lang w:val="de-CH"/>
+        </w:rPr>
+        <w:t>name</w:t>
+      </w:r>
+      <w:proofErr w:type="spellEnd"/>
+      <w:r>
+        <w:rPr>
+          <w:lang w:val="de-CH"/>
+        </w:rPr>
+        <w:t xml:space="preserve">, </w:t>
+      </w:r>
+      <w:proofErr w:type="spellStart"/>
+      <w:r>
+        <w:rPr>
+          <w:lang w:val="de-CH"/>
+        </w:rPr>
+        <w:t>desc</w:t>
+      </w:r>
+      <w:proofErr w:type="spellEnd"/>
+      <w:r>
+        <w:rPr>
+          <w:lang w:val="de-CH"/>
+        </w:rPr>
+        <w:t xml:space="preserve">, </w:t>
+      </w:r>
+      <w:proofErr w:type="spellStart"/>
+      <w:r>
+        <w:rPr>
+          <w:lang w:val="de-CH"/>
+        </w:rPr>
+        <w:t>idList</w:t>
+      </w:r>
+      <w:proofErr w:type="spellEnd"/>
+      <w:r>
+        <w:rPr>
+          <w:lang w:val="de-CH"/>
+        </w:rPr>
+        <w:t>, due</w:t>
+      </w:r>
+    </w:p>
+    <w:p>
+      <w:pPr>
+        <w:rPr>
+          <w:lang w:val="de-CH"/>
+        </w:rPr>
+      </w:pPr>
+      <w:r>
+        <w:rPr>
+          <w:b/>
+          <w:bCs/>
+          <w:lang w:val="de-CH"/>
+        </w:rPr>
+        <w:t>Geplante Rückgabefelder:</w:t>
+      </w:r>
+      <w:r>
+        <w:rPr>
+          <w:lang w:val="de-CH"/>
+        </w:rPr>
+        <w:t xml:space="preserve"> </w:t>
+      </w:r>
+      <w:proofErr w:type="spellStart"/>
+      <w:r>
+        <w:rPr>
+          <w:lang w:val="de-CH"/>
+        </w:rPr>
+        <w:t>id</w:t>
+      </w:r>
+      <w:proofErr w:type="spellEnd"/>
+      <w:r>
+        <w:rPr>
+          <w:lang w:val="de-CH"/>
+        </w:rPr>
+        <w:t xml:space="preserve">, </w:t>
+      </w:r>
+      <w:proofErr w:type="spellStart"/>
+      <w:r>
+        <w:rPr>
+          <w:lang w:val="de-CH"/>
+        </w:rPr>
+        <w:t>name</w:t>
+      </w:r>
+      <w:proofErr w:type="spellEnd"/>
+      <w:r>
+        <w:rPr>
+          <w:lang w:val="de-CH"/>
+        </w:rPr>
+        <w:t xml:space="preserve">, </w:t>
+      </w:r>
+      <w:proofErr w:type="spellStart"/>
+      <w:r>
+        <w:rPr>
+          <w:lang w:val="de-CH"/>
+        </w:rPr>
+        <w:t>desc</w:t>
+      </w:r>
+      <w:proofErr w:type="spellEnd"/>
+      <w:r>
+        <w:rPr>
+          <w:lang w:val="de-CH"/>
+        </w:rPr>
+        <w:t xml:space="preserve">, </w:t>
+      </w:r>
+      <w:proofErr w:type="spellStart"/>
+      <w:r>
+        <w:rPr>
+          <w:lang w:val="de-CH"/>
+        </w:rPr>
+        <w:t>idList</w:t>
+      </w:r>
+      <w:proofErr w:type="spellEnd"/>
+      <w:r>
+        <w:rPr>
+          <w:lang w:val="de-CH"/>
+        </w:rPr>
+        <w:t>, due</w:t>
+      </w:r>
+    </w:p>
+    <w:p>
+      <w:pPr>
+        <w:rPr>
+          <w:b/>
+          <w:bCs/>
+          <w:lang w:val="de-CH"/>
+        </w:rPr>
+      </w:pPr>
+      <w:r>
+        <w:rPr>
+          <w:b/>
+          <w:bCs/>
+          <w:lang w:val="de-CH"/>
+        </w:rPr>
+        <w:t>Card bearbeiten</w:t>
+      </w:r>
+    </w:p>
+    <w:p>
+      <w:pPr>
+        <w:rPr>
+          <w:lang w:val="de-CH"/>
+        </w:rPr>
+      </w:pPr>
+      <w:r>
+        <w:rPr>
+          <w:lang w:val="de-CH"/>
+        </w:rPr>
+        <w:t>Der Benutzer kann eine bestehende Card bearbeiten. Dabei können Titel, Beschreibung, Liste oder Fälligkeitsdatum geändert werden.</w:t>
+      </w:r>
+    </w:p>
+    <w:p>
+      <w:r>
+        <w:rPr>
+          <w:b/>
+          <w:bCs/>
+        </w:rPr>
+        <w:t>API-</w:t>
+      </w:r>
+      <w:proofErr w:type="spellStart"/>
+      <w:r>
+        <w:rPr>
+          <w:b/>
+          <w:bCs/>
+        </w:rPr>
+        <w:t>Endpunkt</w:t>
+      </w:r>
+      <w:proofErr w:type="spellEnd"/>
+      <w:r>
+        <w:rPr>
+          <w:b/>
+          <w:bCs/>
+        </w:rPr>
+        <w:t>:</w:t>
+      </w:r>
+      <w:r>
+        <w:t xml:space="preserve"> PUT /1/</w:t>
+      </w:r>
+      <w:proofErr w:type="gramStart"/>
+      <w:r>
+        <w:t>cards/{</w:t>
+      </w:r>
+      <w:proofErr w:type="gramEnd"/>
+      <w:r>
+        <w:t>id}</w:t>
+      </w:r>
+    </w:p>
+    <w:p>
+      <w:pPr>
+        <w:rPr>
+          <w:lang w:val="de-CH"/>
+        </w:rPr>
+      </w:pPr>
+      <w:r>
+        <w:rPr>
+          <w:b/>
+          <w:bCs/>
+          <w:lang w:val="de-CH"/>
+        </w:rPr>
+        <w:t>Geplante Eingabefelder:</w:t>
+      </w:r>
+      <w:r>
+        <w:rPr>
+          <w:lang w:val="de-CH"/>
+        </w:rPr>
+        <w:t xml:space="preserve"> </w:t>
+      </w:r>
+      <w:proofErr w:type="spellStart"/>
+      <w:r>
+        <w:rPr>
+          <w:lang w:val="de-CH"/>
+        </w:rPr>
+        <w:t>name</w:t>
+      </w:r>
+      <w:proofErr w:type="spellEnd"/>
+      <w:r>
+        <w:rPr>
+          <w:lang w:val="de-CH"/>
+        </w:rPr>
+        <w:t xml:space="preserve">, </w:t>
+      </w:r>
+      <w:proofErr w:type="spellStart"/>
+      <w:r>
+        <w:rPr>
+          <w:lang w:val="de-CH"/>
+        </w:rPr>
+        <w:t>desc</w:t>
+      </w:r>
+      <w:proofErr w:type="spellEnd"/>
+      <w:r>
+        <w:rPr>
+          <w:lang w:val="de-CH"/>
+        </w:rPr>
+        <w:t xml:space="preserve">, </w:t>
+      </w:r>
+      <w:proofErr w:type="spellStart"/>
+      <w:r>
+        <w:rPr>
+          <w:lang w:val="de-CH"/>
+        </w:rPr>
+        <w:t>idList</w:t>
+      </w:r>
+      <w:proofErr w:type="spellEnd"/>
+      <w:r>
+        <w:rPr>
+          <w:lang w:val="de-CH"/>
+        </w:rPr>
+        <w:t>, due</w:t>
+      </w:r>
+    </w:p>
+    <w:p>
+      <w:pPr>
+        <w:rPr>
+          <w:lang w:val="de-CH"/>
+        </w:rPr>
+      </w:pPr>
+      <w:r>
+        <w:rPr>
+          <w:b/>
+          <w:bCs/>
+          <w:lang w:val="de-CH"/>
+        </w:rPr>
+        <w:t>Geplante Rückgabefelder:</w:t>
+      </w:r>
+      <w:r>
+        <w:rPr>
+          <w:lang w:val="de-CH"/>
+        </w:rPr>
+        <w:t xml:space="preserve"> </w:t>
+      </w:r>
+      <w:proofErr w:type="spellStart"/>
+      <w:r>
+        <w:rPr>
+          <w:lang w:val="de-CH"/>
+        </w:rPr>
+        <w:t>id</w:t>
+      </w:r>
+      <w:proofErr w:type="spellEnd"/>
+      <w:r>
+        <w:rPr>
+          <w:lang w:val="de-CH"/>
+        </w:rPr>
+        <w:t xml:space="preserve">, </w:t>
+      </w:r>
+      <w:proofErr w:type="spellStart"/>
+      <w:r>
+        <w:rPr>
+          <w:lang w:val="de-CH"/>
+        </w:rPr>
+        <w:t>name</w:t>
+      </w:r>
+      <w:proofErr w:type="spellEnd"/>
+      <w:r>
+        <w:rPr>
+          <w:lang w:val="de-CH"/>
+        </w:rPr>
+        <w:t xml:space="preserve">, </w:t>
+      </w:r>
+      <w:proofErr w:type="spellStart"/>
+      <w:r>
+        <w:rPr>
+          <w:lang w:val="de-CH"/>
+        </w:rPr>
+        <w:t>desc</w:t>
+      </w:r>
+      <w:proofErr w:type="spellEnd"/>
+      <w:r>
+        <w:rPr>
+          <w:lang w:val="de-CH"/>
+        </w:rPr>
+        <w:t xml:space="preserve">, </w:t>
+      </w:r>
+      <w:proofErr w:type="spellStart"/>
+      <w:r>
+        <w:rPr>
+          <w:lang w:val="de-CH"/>
+        </w:rPr>
+        <w:t>idList</w:t>
+      </w:r>
+      <w:proofErr w:type="spellEnd"/>
+      <w:r>
+        <w:rPr>
+          <w:lang w:val="de-CH"/>
+        </w:rPr>
+        <w:t xml:space="preserve">, due, </w:t>
+      </w:r>
+      <w:proofErr w:type="spellStart"/>
+      <w:r>
+        <w:rPr>
+          <w:lang w:val="de-CH"/>
+        </w:rPr>
+        <w:t>dateLastActivity</w:t>
+      </w:r>
+      <w:proofErr w:type="spellEnd"/>
+    </w:p>
+    <w:p>
+      <w:pPr>
+        <w:rPr>
+          <w:b/>
+          <w:bCs/>
+          <w:lang w:val="de-CH"/>
+        </w:rPr>
+      </w:pPr>
+      <w:r>
+        <w:rPr>
+          <w:b/>
+          <w:bCs/>
           <w:lang w:val="de-CH"/>
         </w:rPr>
         <w:t>Card löschen</w:t>
@@ -473,135 +1961,51 @@
     </w:p>
     <w:p>
       <w:pPr>
-        <w:ind w:left="720"/>
-        <w:rPr>
-          <w:lang w:val="de-CH"/>
-        </w:rPr>
-      </w:pPr>
-      <w:r>
-        <w:rPr>
-          <w:lang w:val="de-CH"/>
-        </w:rPr>
-        <w:t>Als Benutzer möchte ich eine Card löschen damit ich nicht mehr benötigte Aufgaben entfernen kann.</w:t>
-      </w:r>
-    </w:p>
-    <w:p>
-      <w:pPr>
-        <w:rPr>
-          <w:lang w:val="de-CH"/>
-        </w:rPr>
-      </w:pPr>
-    </w:p>
-    <w:p>
-      <w:pPr>
-        <w:rPr>
-          <w:lang w:val="de-CH"/>
-        </w:rPr>
-      </w:pPr>
-      <w:r>
-        <w:rPr>
-          <w:lang w:val="de-CH"/>
-        </w:rPr>
-        <w:t>Daten Felder und API-Endpunkte</w:t>
-      </w:r>
-    </w:p>
-    <w:p>
-      <w:pPr>
-        <w:rPr>
-          <w:lang w:val="de-CH"/>
-        </w:rPr>
-      </w:pPr>
-    </w:p>
-    <w:p>
-      <w:pPr>
-        <w:rPr>
-          <w:lang w:val="de-CH"/>
-        </w:rPr>
-      </w:pPr>
-      <w:r>
-        <w:rPr>
-          <w:lang w:val="de-CH"/>
-        </w:rPr>
-        <w:t>Login mit API-Key und Token</w:t>
-      </w:r>
-    </w:p>
-    <w:p>
-      <w:pPr>
-        <w:rPr>
-          <w:lang w:val="de-CH"/>
-        </w:rPr>
-      </w:pPr>
-      <w:r>
-        <w:rPr>
-          <w:lang w:val="de-CH"/>
-        </w:rPr>
-        <w:t xml:space="preserve">Für den Login werden der API-Key und der Token vom Benutzer eingegeben. Danach </w:t>
-      </w:r>
-      <w:r>
-        <w:rPr>
-          <w:lang w:val="de-CH"/>
-        </w:rPr>
-        <w:t xml:space="preserve">wird ihre </w:t>
-      </w:r>
-      <w:r>
-        <w:rPr>
-          <w:lang w:val="de-CH"/>
-        </w:rPr>
-        <w:t>Gültigkeit</w:t>
-      </w:r>
-      <w:r>
-        <w:rPr>
-          <w:lang w:val="de-CH"/>
-        </w:rPr>
-        <w:t xml:space="preserve"> mit einer Anfrage geprüft.</w:t>
-      </w:r>
-    </w:p>
-    <w:p>
-      <w:pPr>
-        <w:rPr>
-          <w:lang w:val="de-CH"/>
-        </w:rPr>
-      </w:pPr>
-      <w:r>
-        <w:rPr>
-          <w:lang w:val="de-CH"/>
-        </w:rPr>
-        <w:t>API-Endpunkt: GET /1/</w:t>
-      </w:r>
-      <w:proofErr w:type="spellStart"/>
-      <w:r>
-        <w:rPr>
-          <w:lang w:val="de-CH"/>
-        </w:rPr>
-        <w:t>members</w:t>
-      </w:r>
-      <w:proofErr w:type="spellEnd"/>
-      <w:r>
-        <w:rPr>
-          <w:lang w:val="de-CH"/>
-        </w:rPr>
-        <w:t>/</w:t>
-      </w:r>
-      <w:proofErr w:type="spellStart"/>
-      <w:r>
-        <w:rPr>
-          <w:lang w:val="de-CH"/>
-        </w:rPr>
-        <w:t>me</w:t>
-      </w:r>
-      <w:proofErr w:type="spellEnd"/>
-    </w:p>
-    <w:p>
-      <w:pPr>
-        <w:rPr>
-          <w:lang w:val="de-CH"/>
-        </w:rPr>
-      </w:pPr>
-      <w:r>
-        <w:rPr>
-          <w:lang w:val="de-CH"/>
-        </w:rPr>
-        <w:t xml:space="preserve">Geplante Datenfelder: </w:t>
+        <w:rPr>
+          <w:lang w:val="de-CH"/>
+        </w:rPr>
+      </w:pPr>
+      <w:r>
+        <w:rPr>
+          <w:lang w:val="de-CH"/>
+        </w:rPr>
+        <w:lastRenderedPageBreak/>
+        <w:t>Der Benutzer kann eine Card löschen. Vor dem Löschen wird eine Bestätigung angezeigt.</w:t>
+      </w:r>
+    </w:p>
+    <w:p>
+      <w:pPr>
+        <w:rPr>
+          <w:lang w:val="de-CH"/>
+        </w:rPr>
+      </w:pPr>
+      <w:r>
+        <w:rPr>
+          <w:b/>
+          <w:bCs/>
+          <w:lang w:val="de-CH"/>
+        </w:rPr>
+        <w:t>API-Endpunkt:</w:t>
+      </w:r>
+      <w:r>
+        <w:rPr>
+          <w:lang w:val="de-CH"/>
+        </w:rPr>
+        <w:t xml:space="preserve"> DELETE /1/</w:t>
+      </w:r>
+      <w:proofErr w:type="spellStart"/>
+      <w:r>
+        <w:rPr>
+          <w:lang w:val="de-CH"/>
+        </w:rPr>
+        <w:t>cards</w:t>
+      </w:r>
+      <w:proofErr w:type="spellEnd"/>
+      <w:r>
+        <w:rPr>
+          <w:lang w:val="de-CH"/>
+        </w:rPr>
+        <w:t>/{</w:t>
       </w:r>
       <w:proofErr w:type="spellStart"/>
       <w:r>
@@ -615,81 +2019,28 @@
         <w:rPr>
           <w:lang w:val="de-CH"/>
         </w:rPr>
-        <w:t xml:space="preserve">, </w:t>
-      </w:r>
-      <w:proofErr w:type="spellStart"/>
-      <w:r>
-        <w:rPr>
-          <w:lang w:val="de-CH"/>
-        </w:rPr>
-        <w:t>fullName</w:t>
-      </w:r>
-      <w:proofErr w:type="spellEnd"/>
-      <w:r>
-        <w:rPr>
-          <w:lang w:val="de-CH"/>
-        </w:rPr>
-        <w:t xml:space="preserve">, </w:t>
-      </w:r>
-      <w:proofErr w:type="spellStart"/>
-      <w:r>
-        <w:rPr>
-          <w:lang w:val="de-CH"/>
-        </w:rPr>
-        <w:t>username</w:t>
-      </w:r>
-      <w:proofErr w:type="spellEnd"/>
-    </w:p>
-    <w:p>
-      <w:pPr>
-        <w:rPr>
-          <w:lang w:val="de-CH"/>
-        </w:rPr>
-      </w:pPr>
-      <w:r>
-        <w:rPr>
-          <w:lang w:val="de-CH"/>
-        </w:rPr>
-        <w:t>Cards anzeigen</w:t>
-      </w:r>
-    </w:p>
-    <w:p>
-      <w:pPr>
-        <w:rPr>
-          <w:lang w:val="de-CH"/>
-        </w:rPr>
-      </w:pPr>
-      <w:r>
-        <w:rPr>
-          <w:lang w:val="de-CH"/>
-        </w:rPr>
-        <w:t>Nach dem Login werden zuerst die Boards des Benutzers geladen. Danach werden die Listen des ausgewählten Boards geladen. Anschliessend werden die Cards aus dem Board geladen und auf der Website angezeigt.</w:t>
-      </w:r>
-    </w:p>
-    <w:p>
-      <w:r>
-        <w:t>API-</w:t>
-      </w:r>
-      <w:proofErr w:type="spellStart"/>
-      <w:r>
-        <w:t>Endpunkte</w:t>
-      </w:r>
-      <w:proofErr w:type="spellEnd"/>
-      <w:r>
-        <w:t>: GET /1/members/me/boards, GET /1/boards/{id}/lists, GET /1/boards/{id}/cards</w:t>
-      </w:r>
-    </w:p>
-    <w:p>
-      <w:pPr>
-        <w:rPr>
-          <w:lang w:val="de-CH"/>
-        </w:rPr>
-      </w:pPr>
-      <w:r>
-        <w:rPr>
-          <w:lang w:val="de-CH"/>
-        </w:rPr>
-        <w:t xml:space="preserve">Geplante Datenfelder bei Board: </w:t>
+        <w:t>}</w:t>
+      </w:r>
+    </w:p>
+    <w:p>
+      <w:pPr>
+        <w:rPr>
+          <w:lang w:val="de-CH"/>
+        </w:rPr>
+      </w:pPr>
+      <w:r>
+        <w:rPr>
+          <w:b/>
+          <w:bCs/>
+          <w:lang w:val="de-CH"/>
+        </w:rPr>
+        <w:t>Geplante Datenfelder:</w:t>
+      </w:r>
+      <w:r>
+        <w:rPr>
+          <w:lang w:val="de-CH"/>
+        </w:rPr>
+        <w:t xml:space="preserve"> </w:t>
       </w:r>
       <w:proofErr w:type="spellStart"/>
       <w:r>
@@ -699,1057 +2050,156 @@
         <w:t>id</w:t>
       </w:r>
       <w:proofErr w:type="spellEnd"/>
-      <w:r>
-        <w:rPr>
-          <w:lang w:val="de-CH"/>
-        </w:rPr>
-        <w:t xml:space="preserve">, </w:t>
-      </w:r>
-      <w:proofErr w:type="spellStart"/>
-      <w:r>
-        <w:rPr>
-          <w:lang w:val="de-CH"/>
-        </w:rPr>
-        <w:t>name</w:t>
-      </w:r>
-      <w:proofErr w:type="spellEnd"/>
-    </w:p>
-    <w:p>
-      <w:pPr>
-        <w:rPr>
-          <w:lang w:val="de-CH"/>
-        </w:rPr>
-      </w:pPr>
-      <w:r>
-        <w:rPr>
-          <w:lang w:val="de-CH"/>
-        </w:rPr>
-        <w:t xml:space="preserve">Geplante Datenfelder bei List: </w:t>
-      </w:r>
-      <w:proofErr w:type="spellStart"/>
-      <w:r>
-        <w:rPr>
-          <w:lang w:val="de-CH"/>
-        </w:rPr>
-        <w:t>id</w:t>
-      </w:r>
-      <w:proofErr w:type="spellEnd"/>
-      <w:r>
-        <w:rPr>
-          <w:lang w:val="de-CH"/>
-        </w:rPr>
-        <w:t xml:space="preserve">, </w:t>
-      </w:r>
-      <w:proofErr w:type="spellStart"/>
-      <w:r>
-        <w:rPr>
-          <w:lang w:val="de-CH"/>
-        </w:rPr>
-        <w:t>name</w:t>
-      </w:r>
-      <w:proofErr w:type="spellEnd"/>
-    </w:p>
-    <w:p>
-      <w:pPr>
-        <w:rPr>
-          <w:lang w:val="de-CH"/>
-        </w:rPr>
-      </w:pPr>
-      <w:r>
-        <w:rPr>
-          <w:lang w:val="de-CH"/>
-        </w:rPr>
-        <w:t xml:space="preserve">Geplante Datenfelder bei Card: </w:t>
-      </w:r>
-      <w:proofErr w:type="spellStart"/>
-      <w:r>
-        <w:rPr>
-          <w:lang w:val="de-CH"/>
-        </w:rPr>
-        <w:t>id</w:t>
-      </w:r>
-      <w:proofErr w:type="spellEnd"/>
-      <w:r>
-        <w:rPr>
-          <w:lang w:val="de-CH"/>
-        </w:rPr>
-        <w:t xml:space="preserve">, </w:t>
-      </w:r>
-      <w:proofErr w:type="spellStart"/>
-      <w:r>
-        <w:rPr>
-          <w:lang w:val="de-CH"/>
-        </w:rPr>
-        <w:t>name</w:t>
-      </w:r>
-      <w:proofErr w:type="spellEnd"/>
-      <w:r>
-        <w:rPr>
-          <w:lang w:val="de-CH"/>
-        </w:rPr>
-        <w:t xml:space="preserve">, </w:t>
-      </w:r>
-      <w:proofErr w:type="spellStart"/>
-      <w:r>
-        <w:rPr>
-          <w:lang w:val="de-CH"/>
-        </w:rPr>
-        <w:t>desc</w:t>
-      </w:r>
-      <w:proofErr w:type="spellEnd"/>
-      <w:r>
-        <w:rPr>
-          <w:lang w:val="de-CH"/>
-        </w:rPr>
-        <w:t xml:space="preserve">, </w:t>
-      </w:r>
-      <w:proofErr w:type="spellStart"/>
-      <w:r>
-        <w:rPr>
-          <w:lang w:val="de-CH"/>
-        </w:rPr>
-        <w:t>idList</w:t>
-      </w:r>
-      <w:proofErr w:type="spellEnd"/>
-      <w:r>
-        <w:rPr>
-          <w:lang w:val="de-CH"/>
-        </w:rPr>
-        <w:t xml:space="preserve">, due, </w:t>
-      </w:r>
-      <w:proofErr w:type="spellStart"/>
-      <w:r>
-        <w:rPr>
-          <w:lang w:val="de-CH"/>
-        </w:rPr>
-        <w:t>dateLastActivity</w:t>
-      </w:r>
-      <w:proofErr w:type="spellEnd"/>
-    </w:p>
-    <w:p>
-      <w:pPr>
-        <w:rPr>
-          <w:lang w:val="de-CH"/>
-        </w:rPr>
-      </w:pPr>
-      <w:r>
-        <w:rPr>
-          <w:lang w:val="de-CH"/>
-        </w:rPr>
-        <w:t>Cards suchen</w:t>
-      </w:r>
-    </w:p>
-    <w:p>
-      <w:pPr>
-        <w:rPr>
-          <w:lang w:val="de-CH"/>
-        </w:rPr>
-      </w:pPr>
-      <w:r>
-        <w:rPr>
-          <w:lang w:val="de-CH"/>
-        </w:rPr>
-        <w:t>Der Benutzer kann nach Cards suchen. Die Suche kann einfach im JavaScript über die bereits geladenen Cards gemacht werden. Zusätzlich kann auch der Trello-Search-Endpunkt verwendet werden.</w:t>
-      </w:r>
-    </w:p>
-    <w:p>
-      <w:pPr>
-        <w:rPr>
-          <w:lang w:val="de-CH"/>
-        </w:rPr>
-      </w:pPr>
-      <w:r>
-        <w:rPr>
-          <w:lang w:val="de-CH"/>
-        </w:rPr>
-        <w:t>API-Endpunkt: GET /1/</w:t>
-      </w:r>
-      <w:proofErr w:type="spellStart"/>
-      <w:r>
-        <w:rPr>
-          <w:lang w:val="de-CH"/>
-        </w:rPr>
-        <w:t>search</w:t>
-      </w:r>
-      <w:proofErr w:type="spellEnd"/>
-      <w:r>
-        <w:rPr>
-          <w:lang w:val="de-CH"/>
-        </w:rPr>
-        <w:t xml:space="preserve"> (optional)</w:t>
-      </w:r>
-    </w:p>
-    <w:p>
-      <w:proofErr w:type="spellStart"/>
-      <w:r>
-        <w:t>Geplante</w:t>
-      </w:r>
-      <w:proofErr w:type="spellEnd"/>
-      <w:r>
-        <w:t xml:space="preserve"> Parameter: query, </w:t>
-      </w:r>
-      <w:proofErr w:type="spellStart"/>
-      <w:r>
-        <w:t>idBoards</w:t>
-      </w:r>
-      <w:proofErr w:type="spellEnd"/>
-      <w:r>
-        <w:t xml:space="preserve">, </w:t>
-      </w:r>
-      <w:proofErr w:type="spellStart"/>
-      <w:r>
-        <w:t>modelTypes</w:t>
-      </w:r>
-      <w:proofErr w:type="spellEnd"/>
-      <w:r>
-        <w:t xml:space="preserve">=cards, </w:t>
-      </w:r>
-      <w:proofErr w:type="spellStart"/>
-      <w:r>
-        <w:t>card</w:t>
-      </w:r>
-      <w:r>
-        <w:t>_f</w:t>
-      </w:r>
-      <w:r>
-        <w:t>ields</w:t>
-      </w:r>
-      <w:proofErr w:type="spellEnd"/>
-      <w:r>
-        <w:t>=</w:t>
-      </w:r>
-      <w:proofErr w:type="spellStart"/>
-      <w:proofErr w:type="gramStart"/>
-      <w:r>
-        <w:t>name,desc</w:t>
-      </w:r>
-      <w:proofErr w:type="gramEnd"/>
-      <w:r>
-        <w:t>,</w:t>
-      </w:r>
-      <w:proofErr w:type="gramStart"/>
-      <w:r>
-        <w:t>idList,due</w:t>
-      </w:r>
-      <w:proofErr w:type="gramEnd"/>
-      <w:r>
-        <w:t>,dateLastActivity</w:t>
-      </w:r>
-      <w:proofErr w:type="spellEnd"/>
-    </w:p>
-    <w:p>
-      <w:pPr>
-        <w:rPr>
-          <w:lang w:val="de-CH"/>
-        </w:rPr>
-      </w:pPr>
-      <w:r>
-        <w:rPr>
+    </w:p>
+    <w:p>
+      <w:pPr>
+        <w:rPr>
+          <w:lang w:val="de-CH"/>
+        </w:rPr>
+      </w:pPr>
+      <w:r>
+        <w:rPr>
+          <w:noProof/>
           <w:lang w:val="de-CH"/>
         </w:rPr>
         <w:lastRenderedPageBreak/>
-        <w:t xml:space="preserve">Geplante Datenfelder: </w:t>
-      </w:r>
-      <w:proofErr w:type="spellStart"/>
-      <w:r>
-        <w:rPr>
-          <w:lang w:val="de-CH"/>
-        </w:rPr>
-        <w:t>id</w:t>
-      </w:r>
-      <w:proofErr w:type="spellEnd"/>
-      <w:r>
-        <w:rPr>
-          <w:lang w:val="de-CH"/>
-        </w:rPr>
-        <w:t xml:space="preserve">, </w:t>
-      </w:r>
-      <w:proofErr w:type="spellStart"/>
-      <w:r>
-        <w:rPr>
-          <w:lang w:val="de-CH"/>
-        </w:rPr>
-        <w:t>name</w:t>
-      </w:r>
-      <w:proofErr w:type="spellEnd"/>
-      <w:r>
-        <w:rPr>
-          <w:lang w:val="de-CH"/>
-        </w:rPr>
-        <w:t xml:space="preserve">, </w:t>
-      </w:r>
-      <w:proofErr w:type="spellStart"/>
-      <w:r>
-        <w:rPr>
-          <w:lang w:val="de-CH"/>
-        </w:rPr>
-        <w:t>desc</w:t>
-      </w:r>
-      <w:proofErr w:type="spellEnd"/>
-      <w:r>
-        <w:rPr>
-          <w:lang w:val="de-CH"/>
-        </w:rPr>
-        <w:t xml:space="preserve">, </w:t>
-      </w:r>
-      <w:proofErr w:type="spellStart"/>
-      <w:r>
-        <w:rPr>
-          <w:lang w:val="de-CH"/>
-        </w:rPr>
-        <w:t>idList</w:t>
-      </w:r>
-      <w:proofErr w:type="spellEnd"/>
-      <w:r>
-        <w:rPr>
-          <w:lang w:val="de-CH"/>
-        </w:rPr>
-        <w:t xml:space="preserve">, due, </w:t>
-      </w:r>
-      <w:proofErr w:type="spellStart"/>
-      <w:r>
-        <w:rPr>
-          <w:lang w:val="de-CH"/>
-        </w:rPr>
-        <w:t>dateLastActivity</w:t>
-      </w:r>
-      <w:proofErr w:type="spellEnd"/>
-    </w:p>
-    <w:p>
-      <w:pPr>
-        <w:rPr>
-          <w:lang w:val="de-CH"/>
-        </w:rPr>
-      </w:pPr>
-      <w:proofErr w:type="spellStart"/>
-      <w:r>
-        <w:rPr>
-          <w:lang w:val="de-CH"/>
-        </w:rPr>
-        <w:t>Pagination</w:t>
-      </w:r>
-      <w:proofErr w:type="spellEnd"/>
-    </w:p>
-    <w:p>
-      <w:pPr>
-        <w:rPr>
-          <w:lang w:val="de-CH"/>
-        </w:rPr>
-      </w:pPr>
-      <w:r>
-        <w:rPr>
-          <w:lang w:val="de-CH"/>
-        </w:rPr>
-        <w:t xml:space="preserve">Die </w:t>
-      </w:r>
-      <w:proofErr w:type="spellStart"/>
-      <w:r>
-        <w:rPr>
-          <w:lang w:val="de-CH"/>
-        </w:rPr>
-        <w:t>Pagination</w:t>
-      </w:r>
-      <w:proofErr w:type="spellEnd"/>
-      <w:r>
-        <w:rPr>
-          <w:lang w:val="de-CH"/>
-        </w:rPr>
-        <w:t xml:space="preserve"> wird nicht direkt mit einem eigenen Trello-Endpunkt umgesetzt. Die Cards werden zuerst geladen und danach im JavaScript auf mehrere Seiten aufgeteilt. Zum Beispiel werden immer fünf Cards pro Seite angezeigt.</w:t>
-      </w:r>
-    </w:p>
-    <w:p>
-      <w:pPr>
-        <w:rPr>
-          <w:lang w:val="de-CH"/>
-        </w:rPr>
-      </w:pPr>
-      <w:r>
-        <w:rPr>
-          <w:lang w:val="de-CH"/>
-        </w:rPr>
-        <w:t>API-Endpunkt: GET /1/</w:t>
-      </w:r>
-      <w:proofErr w:type="spellStart"/>
-      <w:r>
-        <w:rPr>
-          <w:lang w:val="de-CH"/>
-        </w:rPr>
-        <w:t>boards</w:t>
-      </w:r>
-      <w:proofErr w:type="spellEnd"/>
-      <w:r>
-        <w:rPr>
-          <w:lang w:val="de-CH"/>
-        </w:rPr>
-        <w:t>/{</w:t>
-      </w:r>
-      <w:proofErr w:type="spellStart"/>
-      <w:r>
-        <w:rPr>
-          <w:lang w:val="de-CH"/>
-        </w:rPr>
-        <w:t>id</w:t>
-      </w:r>
-      <w:proofErr w:type="spellEnd"/>
-      <w:r>
-        <w:rPr>
-          <w:lang w:val="de-CH"/>
-        </w:rPr>
-        <w:t>}/</w:t>
-      </w:r>
-      <w:proofErr w:type="spellStart"/>
-      <w:r>
-        <w:rPr>
-          <w:lang w:val="de-CH"/>
-        </w:rPr>
-        <w:t>cards</w:t>
-      </w:r>
-      <w:proofErr w:type="spellEnd"/>
-    </w:p>
-    <w:p>
-      <w:pPr>
-        <w:rPr>
-          <w:lang w:val="de-CH"/>
-        </w:rPr>
-      </w:pPr>
-      <w:r>
-        <w:rPr>
-          <w:lang w:val="de-CH"/>
-        </w:rPr>
-        <w:t xml:space="preserve">Geplante Datenfelder: </w:t>
-      </w:r>
-      <w:proofErr w:type="spellStart"/>
-      <w:r>
-        <w:rPr>
-          <w:lang w:val="de-CH"/>
-        </w:rPr>
-        <w:t>id</w:t>
-      </w:r>
-      <w:proofErr w:type="spellEnd"/>
-      <w:r>
-        <w:rPr>
-          <w:lang w:val="de-CH"/>
-        </w:rPr>
-        <w:t xml:space="preserve">, </w:t>
-      </w:r>
-      <w:proofErr w:type="spellStart"/>
-      <w:r>
-        <w:rPr>
-          <w:lang w:val="de-CH"/>
-        </w:rPr>
-        <w:t>name</w:t>
-      </w:r>
-      <w:proofErr w:type="spellEnd"/>
-      <w:r>
-        <w:rPr>
-          <w:lang w:val="de-CH"/>
-        </w:rPr>
-        <w:t xml:space="preserve">, </w:t>
-      </w:r>
-      <w:proofErr w:type="spellStart"/>
-      <w:r>
-        <w:rPr>
-          <w:lang w:val="de-CH"/>
-        </w:rPr>
-        <w:t>desc</w:t>
-      </w:r>
-      <w:proofErr w:type="spellEnd"/>
-      <w:r>
-        <w:rPr>
-          <w:lang w:val="de-CH"/>
-        </w:rPr>
-        <w:t xml:space="preserve">, </w:t>
-      </w:r>
-      <w:proofErr w:type="spellStart"/>
-      <w:r>
-        <w:rPr>
-          <w:lang w:val="de-CH"/>
-        </w:rPr>
-        <w:t>idList</w:t>
-      </w:r>
-      <w:proofErr w:type="spellEnd"/>
-      <w:r>
-        <w:rPr>
-          <w:lang w:val="de-CH"/>
-        </w:rPr>
-        <w:t xml:space="preserve">, due, </w:t>
-      </w:r>
-      <w:proofErr w:type="spellStart"/>
-      <w:r>
-        <w:rPr>
-          <w:lang w:val="de-CH"/>
-        </w:rPr>
-        <w:t>dateLastActivity</w:t>
-      </w:r>
-      <w:proofErr w:type="spellEnd"/>
-    </w:p>
-    <w:p>
-      <w:pPr>
-        <w:rPr>
-          <w:lang w:val="de-CH"/>
-        </w:rPr>
-      </w:pPr>
-      <w:r>
-        <w:rPr>
-          <w:lang w:val="de-CH"/>
-        </w:rPr>
-        <w:t>Detailansicht</w:t>
-      </w:r>
-    </w:p>
-    <w:p>
-      <w:pPr>
-        <w:rPr>
-          <w:lang w:val="de-CH"/>
-        </w:rPr>
-      </w:pPr>
-      <w:r>
-        <w:rPr>
-          <w:lang w:val="de-CH"/>
-        </w:rPr>
-        <w:t>Wenn der Benutzer eine Card anklickt, werden die Details dieser Card angezeigt.</w:t>
-      </w:r>
-    </w:p>
-    <w:p>
-      <w:r>
-        <w:t>API-</w:t>
-      </w:r>
-      <w:proofErr w:type="spellStart"/>
-      <w:r>
-        <w:t>Endpunkt</w:t>
-      </w:r>
-      <w:proofErr w:type="spellEnd"/>
-      <w:r>
-        <w:t>: GET /1/cards/{id}</w:t>
-      </w:r>
-    </w:p>
-    <w:p>
-      <w:pPr>
-        <w:rPr>
-          <w:lang w:val="de-CH"/>
-        </w:rPr>
-      </w:pPr>
-      <w:r>
-        <w:rPr>
-          <w:lang w:val="de-CH"/>
-        </w:rPr>
-        <w:t xml:space="preserve">Geplante Datenfelder: </w:t>
-      </w:r>
-      <w:proofErr w:type="spellStart"/>
-      <w:r>
-        <w:rPr>
-          <w:lang w:val="de-CH"/>
-        </w:rPr>
-        <w:t>id</w:t>
-      </w:r>
-      <w:proofErr w:type="spellEnd"/>
-      <w:r>
-        <w:rPr>
-          <w:lang w:val="de-CH"/>
-        </w:rPr>
-        <w:t xml:space="preserve">, </w:t>
-      </w:r>
-      <w:proofErr w:type="spellStart"/>
-      <w:r>
-        <w:rPr>
-          <w:lang w:val="de-CH"/>
-        </w:rPr>
-        <w:t>name</w:t>
-      </w:r>
-      <w:proofErr w:type="spellEnd"/>
-      <w:r>
-        <w:rPr>
-          <w:lang w:val="de-CH"/>
-        </w:rPr>
-        <w:t xml:space="preserve">, </w:t>
-      </w:r>
-      <w:proofErr w:type="spellStart"/>
-      <w:r>
-        <w:rPr>
-          <w:lang w:val="de-CH"/>
-        </w:rPr>
-        <w:t>desc</w:t>
-      </w:r>
-      <w:proofErr w:type="spellEnd"/>
-      <w:r>
-        <w:rPr>
-          <w:lang w:val="de-CH"/>
-        </w:rPr>
-        <w:t xml:space="preserve">, </w:t>
-      </w:r>
-      <w:proofErr w:type="spellStart"/>
-      <w:r>
-        <w:rPr>
-          <w:lang w:val="de-CH"/>
-        </w:rPr>
-        <w:t>idList</w:t>
-      </w:r>
-      <w:proofErr w:type="spellEnd"/>
-      <w:r>
-        <w:rPr>
-          <w:lang w:val="de-CH"/>
-        </w:rPr>
-        <w:t xml:space="preserve">, due, </w:t>
-      </w:r>
-      <w:proofErr w:type="spellStart"/>
-      <w:r>
-        <w:rPr>
-          <w:lang w:val="de-CH"/>
-        </w:rPr>
-        <w:t>dateLastActivity</w:t>
-      </w:r>
-      <w:proofErr w:type="spellEnd"/>
-      <w:r>
-        <w:rPr>
-          <w:lang w:val="de-CH"/>
-        </w:rPr>
-        <w:t xml:space="preserve">, </w:t>
-      </w:r>
-      <w:proofErr w:type="spellStart"/>
-      <w:r>
-        <w:rPr>
-          <w:lang w:val="de-CH"/>
-        </w:rPr>
-        <w:t>url</w:t>
-      </w:r>
-      <w:proofErr w:type="spellEnd"/>
-    </w:p>
-    <w:p>
-      <w:pPr>
-        <w:rPr>
-          <w:lang w:val="de-CH"/>
-        </w:rPr>
-      </w:pPr>
-      <w:r>
-        <w:rPr>
-          <w:lang w:val="de-CH"/>
-        </w:rPr>
-        <w:t>Neue Card erstellen</w:t>
-      </w:r>
-    </w:p>
-    <w:p>
-      <w:pPr>
-        <w:rPr>
-          <w:lang w:val="de-CH"/>
-        </w:rPr>
-      </w:pPr>
-      <w:r>
-        <w:rPr>
-          <w:lang w:val="de-CH"/>
-        </w:rPr>
-        <w:t>Der Benutzer kann über ein Formular eine neue Card erstellen. Dafür braucht die Card mindestens einen Titel und eine Liste, in der sie gespeichert wird. Die Beschreibung und das Fälligkeitsdatum sind optional.</w:t>
-      </w:r>
-    </w:p>
-    <w:p>
-      <w:pPr>
-        <w:rPr>
-          <w:lang w:val="de-CH"/>
-        </w:rPr>
-      </w:pPr>
-      <w:r>
-        <w:rPr>
-          <w:lang w:val="de-CH"/>
-        </w:rPr>
-        <w:t>API-Endpunkt: POST /1/</w:t>
-      </w:r>
-      <w:proofErr w:type="spellStart"/>
-      <w:r>
-        <w:rPr>
-          <w:lang w:val="de-CH"/>
-        </w:rPr>
-        <w:t>cards</w:t>
-      </w:r>
-      <w:proofErr w:type="spellEnd"/>
-    </w:p>
-    <w:p>
-      <w:pPr>
-        <w:rPr>
-          <w:lang w:val="de-CH"/>
-        </w:rPr>
-      </w:pPr>
-      <w:r>
-        <w:rPr>
-          <w:lang w:val="de-CH"/>
-        </w:rPr>
-        <w:t xml:space="preserve">Geplante Eingabefelder: </w:t>
-      </w:r>
-      <w:proofErr w:type="spellStart"/>
-      <w:r>
-        <w:rPr>
-          <w:lang w:val="de-CH"/>
-        </w:rPr>
-        <w:t>name</w:t>
-      </w:r>
-      <w:proofErr w:type="spellEnd"/>
-      <w:r>
-        <w:rPr>
-          <w:lang w:val="de-CH"/>
-        </w:rPr>
-        <w:t xml:space="preserve">, </w:t>
-      </w:r>
-      <w:proofErr w:type="spellStart"/>
-      <w:r>
-        <w:rPr>
-          <w:lang w:val="de-CH"/>
-        </w:rPr>
-        <w:t>desc</w:t>
-      </w:r>
-      <w:proofErr w:type="spellEnd"/>
-      <w:r>
-        <w:rPr>
-          <w:lang w:val="de-CH"/>
-        </w:rPr>
-        <w:t xml:space="preserve">, </w:t>
-      </w:r>
-      <w:proofErr w:type="spellStart"/>
-      <w:r>
-        <w:rPr>
-          <w:lang w:val="de-CH"/>
-        </w:rPr>
-        <w:t>idList</w:t>
-      </w:r>
-      <w:proofErr w:type="spellEnd"/>
-      <w:r>
-        <w:rPr>
-          <w:lang w:val="de-CH"/>
-        </w:rPr>
-        <w:t>, due</w:t>
-      </w:r>
-    </w:p>
-    <w:p>
-      <w:pPr>
-        <w:rPr>
-          <w:lang w:val="de-CH"/>
-        </w:rPr>
-      </w:pPr>
-      <w:r>
-        <w:rPr>
-          <w:lang w:val="de-CH"/>
-        </w:rPr>
-        <w:t xml:space="preserve">Geplante Rückgabefelder: </w:t>
-      </w:r>
-      <w:proofErr w:type="spellStart"/>
-      <w:r>
-        <w:rPr>
-          <w:lang w:val="de-CH"/>
-        </w:rPr>
-        <w:t>id</w:t>
-      </w:r>
-      <w:proofErr w:type="spellEnd"/>
-      <w:r>
-        <w:rPr>
-          <w:lang w:val="de-CH"/>
-        </w:rPr>
-        <w:t xml:space="preserve">, </w:t>
-      </w:r>
-      <w:proofErr w:type="spellStart"/>
-      <w:r>
-        <w:rPr>
-          <w:lang w:val="de-CH"/>
-        </w:rPr>
-        <w:t>name</w:t>
-      </w:r>
-      <w:proofErr w:type="spellEnd"/>
-      <w:r>
-        <w:rPr>
-          <w:lang w:val="de-CH"/>
-        </w:rPr>
-        <w:t xml:space="preserve">, </w:t>
-      </w:r>
-      <w:proofErr w:type="spellStart"/>
-      <w:r>
-        <w:rPr>
-          <w:lang w:val="de-CH"/>
-        </w:rPr>
-        <w:t>desc</w:t>
-      </w:r>
-      <w:proofErr w:type="spellEnd"/>
-      <w:r>
-        <w:rPr>
-          <w:lang w:val="de-CH"/>
-        </w:rPr>
-        <w:t xml:space="preserve">, </w:t>
-      </w:r>
-      <w:proofErr w:type="spellStart"/>
-      <w:r>
-        <w:rPr>
-          <w:lang w:val="de-CH"/>
-        </w:rPr>
-        <w:t>idList</w:t>
-      </w:r>
-      <w:proofErr w:type="spellEnd"/>
-      <w:r>
-        <w:rPr>
-          <w:lang w:val="de-CH"/>
-        </w:rPr>
-        <w:t>, due</w:t>
-      </w:r>
-    </w:p>
-    <w:p>
-      <w:pPr>
-        <w:rPr>
-          <w:lang w:val="de-CH"/>
-        </w:rPr>
-      </w:pPr>
-      <w:r>
-        <w:rPr>
-          <w:lang w:val="de-CH"/>
-        </w:rPr>
-        <w:t>Card bearbeiten</w:t>
-      </w:r>
-    </w:p>
-    <w:p>
-      <w:pPr>
-        <w:rPr>
-          <w:lang w:val="de-CH"/>
-        </w:rPr>
-      </w:pPr>
-      <w:r>
-        <w:rPr>
-          <w:lang w:val="de-CH"/>
-        </w:rPr>
-        <w:t>Der Benutzer kann eine bestehende Card bearbeiten. Dabei können Titel, Beschreibung, Liste oder Fälligkeitsdatum geändert werden.</w:t>
-      </w:r>
-    </w:p>
-    <w:p>
-      <w:r>
-        <w:t>API-</w:t>
-      </w:r>
-      <w:proofErr w:type="spellStart"/>
-      <w:r>
-        <w:t>Endpunkt</w:t>
-      </w:r>
-      <w:proofErr w:type="spellEnd"/>
-      <w:r>
-        <w:t>: PUT /1/</w:t>
-      </w:r>
-      <w:proofErr w:type="gramStart"/>
-      <w:r>
-        <w:t>cards/{</w:t>
-      </w:r>
-      <w:proofErr w:type="gramEnd"/>
-      <w:r>
-        <w:t>id}</w:t>
-      </w:r>
-    </w:p>
-    <w:p>
-      <w:pPr>
-        <w:rPr>
-          <w:lang w:val="de-CH"/>
-        </w:rPr>
-      </w:pPr>
-      <w:r>
-        <w:rPr>
-          <w:lang w:val="de-CH"/>
-        </w:rPr>
-        <w:t xml:space="preserve">Geplante Eingabefelder: </w:t>
-      </w:r>
-      <w:proofErr w:type="spellStart"/>
-      <w:r>
-        <w:rPr>
-          <w:lang w:val="de-CH"/>
-        </w:rPr>
-        <w:t>name</w:t>
-      </w:r>
-      <w:proofErr w:type="spellEnd"/>
-      <w:r>
-        <w:rPr>
-          <w:lang w:val="de-CH"/>
-        </w:rPr>
-        <w:t xml:space="preserve">, </w:t>
-      </w:r>
-      <w:proofErr w:type="spellStart"/>
-      <w:r>
-        <w:rPr>
-          <w:lang w:val="de-CH"/>
-        </w:rPr>
-        <w:t>desc</w:t>
-      </w:r>
-      <w:proofErr w:type="spellEnd"/>
-      <w:r>
-        <w:rPr>
-          <w:lang w:val="de-CH"/>
-        </w:rPr>
-        <w:t xml:space="preserve">, </w:t>
-      </w:r>
-      <w:proofErr w:type="spellStart"/>
-      <w:r>
-        <w:rPr>
-          <w:lang w:val="de-CH"/>
-        </w:rPr>
-        <w:t>idList</w:t>
-      </w:r>
-      <w:proofErr w:type="spellEnd"/>
-      <w:r>
-        <w:rPr>
-          <w:lang w:val="de-CH"/>
-        </w:rPr>
-        <w:t>, due</w:t>
-      </w:r>
-    </w:p>
-    <w:p>
-      <w:pPr>
-        <w:rPr>
-          <w:lang w:val="de-CH"/>
-        </w:rPr>
-      </w:pPr>
-      <w:r>
-        <w:rPr>
-          <w:lang w:val="de-CH"/>
-        </w:rPr>
-        <w:t xml:space="preserve">Geplante Rückgabefelder: </w:t>
-      </w:r>
-      <w:proofErr w:type="spellStart"/>
-      <w:r>
-        <w:rPr>
-          <w:lang w:val="de-CH"/>
-        </w:rPr>
-        <w:t>id</w:t>
-      </w:r>
-      <w:proofErr w:type="spellEnd"/>
-      <w:r>
-        <w:rPr>
-          <w:lang w:val="de-CH"/>
-        </w:rPr>
-        <w:t xml:space="preserve">, </w:t>
-      </w:r>
-      <w:proofErr w:type="spellStart"/>
-      <w:r>
-        <w:rPr>
-          <w:lang w:val="de-CH"/>
-        </w:rPr>
-        <w:t>name</w:t>
-      </w:r>
-      <w:proofErr w:type="spellEnd"/>
-      <w:r>
-        <w:rPr>
-          <w:lang w:val="de-CH"/>
-        </w:rPr>
-        <w:t xml:space="preserve">, </w:t>
-      </w:r>
-      <w:proofErr w:type="spellStart"/>
-      <w:r>
-        <w:rPr>
-          <w:lang w:val="de-CH"/>
-        </w:rPr>
-        <w:t>desc</w:t>
-      </w:r>
-      <w:proofErr w:type="spellEnd"/>
-      <w:r>
-        <w:rPr>
-          <w:lang w:val="de-CH"/>
-        </w:rPr>
-        <w:t xml:space="preserve">, </w:t>
-      </w:r>
-      <w:proofErr w:type="spellStart"/>
-      <w:r>
-        <w:rPr>
-          <w:lang w:val="de-CH"/>
-        </w:rPr>
-        <w:t>idList</w:t>
-      </w:r>
-      <w:proofErr w:type="spellEnd"/>
-      <w:r>
-        <w:rPr>
-          <w:lang w:val="de-CH"/>
-        </w:rPr>
-        <w:t xml:space="preserve">, due, </w:t>
-      </w:r>
-      <w:proofErr w:type="spellStart"/>
-      <w:r>
-        <w:rPr>
-          <w:lang w:val="de-CH"/>
-        </w:rPr>
-        <w:t>dateLastActivity</w:t>
-      </w:r>
-      <w:proofErr w:type="spellEnd"/>
-    </w:p>
-    <w:p>
-      <w:pPr>
-        <w:rPr>
-          <w:lang w:val="de-CH"/>
-        </w:rPr>
-      </w:pPr>
-      <w:r>
-        <w:rPr>
-          <w:lang w:val="de-CH"/>
-        </w:rPr>
-        <w:t>Card löschen</w:t>
-      </w:r>
-    </w:p>
-    <w:p>
-      <w:pPr>
-        <w:rPr>
-          <w:lang w:val="de-CH"/>
-        </w:rPr>
-      </w:pPr>
-      <w:r>
-        <w:rPr>
-          <w:lang w:val="de-CH"/>
-        </w:rPr>
-        <w:t>Der Benutzer kann eine Card löschen. Vor dem Löschen wird eine Bestätigung angezeigt.</w:t>
-      </w:r>
-    </w:p>
-    <w:p>
-      <w:pPr>
-        <w:rPr>
-          <w:lang w:val="de-CH"/>
-        </w:rPr>
-      </w:pPr>
-      <w:r>
-        <w:rPr>
-          <w:lang w:val="de-CH"/>
-        </w:rPr>
-        <w:t>API-Endpunkt: DELETE /1/</w:t>
-      </w:r>
-      <w:proofErr w:type="spellStart"/>
-      <w:r>
-        <w:rPr>
-          <w:lang w:val="de-CH"/>
-        </w:rPr>
-        <w:t>cards</w:t>
-      </w:r>
-      <w:proofErr w:type="spellEnd"/>
-      <w:r>
-        <w:rPr>
-          <w:lang w:val="de-CH"/>
-        </w:rPr>
-        <w:t>/{</w:t>
-      </w:r>
-      <w:proofErr w:type="spellStart"/>
-      <w:r>
-        <w:rPr>
-          <w:lang w:val="de-CH"/>
-        </w:rPr>
-        <w:t>id</w:t>
-      </w:r>
-      <w:proofErr w:type="spellEnd"/>
-      <w:r>
-        <w:rPr>
-          <w:lang w:val="de-CH"/>
-        </w:rPr>
-        <w:t>}</w:t>
-      </w:r>
-    </w:p>
-    <w:p>
-      <w:pPr>
-        <w:rPr>
-          <w:lang w:val="de-CH"/>
-        </w:rPr>
-      </w:pPr>
-      <w:r>
-        <w:rPr>
-          <w:lang w:val="de-CH"/>
-        </w:rPr>
-        <w:t xml:space="preserve">Geplante Datenfelder: </w:t>
-      </w:r>
-      <w:proofErr w:type="spellStart"/>
-      <w:r>
-        <w:rPr>
-          <w:lang w:val="de-CH"/>
-        </w:rPr>
-        <w:t>id</w:t>
-      </w:r>
-      <w:proofErr w:type="spellEnd"/>
+        <w:drawing>
+          <wp:inline distT="0" distB="0" distL="0" distR="0" wp14:anchorId="41EAF214" wp14:editId="31923E9E">
+            <wp:extent cx="5972810" cy="3941445"/>
+            <wp:effectExtent l="0" t="0" r="8890" b="1905"/>
+            <wp:docPr id="1879868602" name="Grafik 1"/>
+            <wp:cNvGraphicFramePr>
+              <a:graphicFrameLocks xmlns:a="http://schemas.openxmlformats.org/drawingml/2006/main" noChangeAspect="1"/>
+            </wp:cNvGraphicFramePr>
+            <a:graphic xmlns:a="http://schemas.openxmlformats.org/drawingml/2006/main">
+              <a:graphicData uri="http://schemas.openxmlformats.org/drawingml/2006/picture">
+                <pic:pic xmlns:pic="http://schemas.openxmlformats.org/drawingml/2006/picture">
+                  <pic:nvPicPr>
+                    <pic:cNvPr id="1879868602" name="Grafik 1879868602"/>
+                    <pic:cNvPicPr/>
+                  </pic:nvPicPr>
+                  <pic:blipFill>
+                    <a:blip r:embed="rId4">
+                      <a:extLst>
+                        <a:ext uri="{28A0092B-C50C-407E-A947-70E740481C1C}">
+                          <a14:useLocalDpi xmlns:a14="http://schemas.microsoft.com/office/drawing/2010/main" val="0"/>
+                        </a:ext>
+                      </a:extLst>
+                    </a:blip>
+                    <a:stretch>
+                      <a:fillRect/>
+                    </a:stretch>
+                  </pic:blipFill>
+                  <pic:spPr>
+                    <a:xfrm>
+                      <a:off x="0" y="0"/>
+                      <a:ext cx="5972810" cy="3941445"/>
+                    </a:xfrm>
+                    <a:prstGeom prst="rect">
+                      <a:avLst/>
+                    </a:prstGeom>
+                  </pic:spPr>
+                </pic:pic>
+              </a:graphicData>
+            </a:graphic>
+          </wp:inline>
+        </w:drawing>
+      </w:r>
+      <w:r>
+        <w:rPr>
+          <w:noProof/>
+          <w:lang w:val="de-CH"/>
+        </w:rPr>
+        <w:drawing>
+          <wp:inline distT="0" distB="0" distL="0" distR="0" wp14:anchorId="2178B201" wp14:editId="0609B0D9">
+            <wp:extent cx="5972810" cy="3941445"/>
+            <wp:effectExtent l="0" t="0" r="8890" b="1905"/>
+            <wp:docPr id="333205583" name="Grafik 2"/>
+            <wp:cNvGraphicFramePr>
+              <a:graphicFrameLocks xmlns:a="http://schemas.openxmlformats.org/drawingml/2006/main" noChangeAspect="1"/>
+            </wp:cNvGraphicFramePr>
+            <a:graphic xmlns:a="http://schemas.openxmlformats.org/drawingml/2006/main">
+              <a:graphicData uri="http://schemas.openxmlformats.org/drawingml/2006/picture">
+                <pic:pic xmlns:pic="http://schemas.openxmlformats.org/drawingml/2006/picture">
+                  <pic:nvPicPr>
+                    <pic:cNvPr id="333205583" name="Grafik 333205583"/>
+                    <pic:cNvPicPr/>
+                  </pic:nvPicPr>
+                  <pic:blipFill>
+                    <a:blip r:embed="rId5">
+                      <a:extLst>
+                        <a:ext uri="{28A0092B-C50C-407E-A947-70E740481C1C}">
+                          <a14:useLocalDpi xmlns:a14="http://schemas.microsoft.com/office/drawing/2010/main" val="0"/>
+                        </a:ext>
+                      </a:extLst>
+                    </a:blip>
+                    <a:stretch>
+                      <a:fillRect/>
+                    </a:stretch>
+                  </pic:blipFill>
+                  <pic:spPr>
+                    <a:xfrm>
+                      <a:off x="0" y="0"/>
+                      <a:ext cx="5972810" cy="3941445"/>
+                    </a:xfrm>
+                    <a:prstGeom prst="rect">
+                      <a:avLst/>
+                    </a:prstGeom>
+                  </pic:spPr>
+                </pic:pic>
+              </a:graphicData>
+            </a:graphic>
+          </wp:inline>
+        </w:drawing>
+      </w:r>
+      <w:r>
+        <w:rPr>
+          <w:noProof/>
+          <w:lang w:val="de-CH"/>
+        </w:rPr>
+        <w:lastRenderedPageBreak/>
+        <w:drawing>
+          <wp:inline distT="0" distB="0" distL="0" distR="0" wp14:anchorId="09C3D3C6" wp14:editId="66C2C076">
+            <wp:extent cx="5972810" cy="3928110"/>
+            <wp:effectExtent l="0" t="0" r="8890" b="0"/>
+            <wp:docPr id="1021144891" name="Grafik 3"/>
+            <wp:cNvGraphicFramePr>
+              <a:graphicFrameLocks xmlns:a="http://schemas.openxmlformats.org/drawingml/2006/main" noChangeAspect="1"/>
+            </wp:cNvGraphicFramePr>
+            <a:graphic xmlns:a="http://schemas.openxmlformats.org/drawingml/2006/main">
+              <a:graphicData uri="http://schemas.openxmlformats.org/drawingml/2006/picture">
+                <pic:pic xmlns:pic="http://schemas.openxmlformats.org/drawingml/2006/picture">
+                  <pic:nvPicPr>
+                    <pic:cNvPr id="1021144891" name="Grafik 1021144891"/>
+                    <pic:cNvPicPr/>
+                  </pic:nvPicPr>
+                  <pic:blipFill>
+                    <a:blip r:embed="rId6">
+                      <a:extLst>
+                        <a:ext uri="{28A0092B-C50C-407E-A947-70E740481C1C}">
+                          <a14:useLocalDpi xmlns:a14="http://schemas.microsoft.com/office/drawing/2010/main" val="0"/>
+                        </a:ext>
+                      </a:extLst>
+                    </a:blip>
+                    <a:stretch>
+                      <a:fillRect/>
+                    </a:stretch>
+                  </pic:blipFill>
+                  <pic:spPr>
+                    <a:xfrm>
+                      <a:off x="0" y="0"/>
+                      <a:ext cx="5972810" cy="3928110"/>
+                    </a:xfrm>
+                    <a:prstGeom prst="rect">
+                      <a:avLst/>
+                    </a:prstGeom>
+                  </pic:spPr>
+                </pic:pic>
+              </a:graphicData>
+            </a:graphic>
+          </wp:inline>
+        </w:drawing>
+      </w:r>
     </w:p>
     <w:p>
       <w:pPr>
@@ -2371,6 +2821,7 @@
   <w:style w:type="character" w:default="1" w:styleId="Absatz-Standardschriftart">
     <w:name w:val="Default Paragraph Font"/>
     <w:uiPriority w:val="1"/>
+    <w:semiHidden/>
     <w:unhideWhenUsed/>
   </w:style>
   <w:style w:type="table" w:default="1" w:styleId="NormaleTabelle">

--- a/doku.docx
+++ b/doku.docx
@@ -30,6 +30,161 @@
           <w:lang w:val="de-CH"/>
         </w:rPr>
       </w:pPr>
+      <w:r>
+        <w:rPr>
+          <w:lang w:val="de-CH"/>
+        </w:rPr>
+        <w:t xml:space="preserve">Man muss die Dateien importieren und </w:t>
+      </w:r>
+      <w:proofErr w:type="spellStart"/>
+      <w:r>
+        <w:rPr>
+          <w:lang w:val="de-CH"/>
+        </w:rPr>
+        <w:t>run</w:t>
+      </w:r>
+      <w:proofErr w:type="spellEnd"/>
+      <w:r>
+        <w:rPr>
+          <w:lang w:val="de-CH"/>
+        </w:rPr>
+        <w:t xml:space="preserve"> </w:t>
+      </w:r>
+      <w:proofErr w:type="spellStart"/>
+      <w:r>
+        <w:rPr>
+          <w:lang w:val="de-CH"/>
+        </w:rPr>
+        <w:t>without</w:t>
+      </w:r>
+      <w:proofErr w:type="spellEnd"/>
+      <w:r>
+        <w:rPr>
+          <w:lang w:val="de-CH"/>
+        </w:rPr>
+        <w:t xml:space="preserve"> </w:t>
+      </w:r>
+      <w:proofErr w:type="spellStart"/>
+      <w:r>
+        <w:rPr>
+          <w:lang w:val="de-CH"/>
+        </w:rPr>
+        <w:t>debugging</w:t>
+      </w:r>
+      <w:proofErr w:type="spellEnd"/>
+      <w:r>
+        <w:rPr>
+          <w:lang w:val="de-CH"/>
+        </w:rPr>
+        <w:t xml:space="preserve"> ausführen (die </w:t>
+      </w:r>
+      <w:proofErr w:type="spellStart"/>
+      <w:r>
+        <w:rPr>
+          <w:lang w:val="de-CH"/>
+        </w:rPr>
+        <w:t>js</w:t>
+      </w:r>
+      <w:proofErr w:type="spellEnd"/>
+      <w:r>
+        <w:rPr>
+          <w:lang w:val="de-CH"/>
+        </w:rPr>
+        <w:t xml:space="preserve"> </w:t>
+      </w:r>
+      <w:proofErr w:type="spellStart"/>
+      <w:r>
+        <w:rPr>
+          <w:lang w:val="de-CH"/>
+        </w:rPr>
+        <w:t>dateien</w:t>
+      </w:r>
+      <w:proofErr w:type="spellEnd"/>
+      <w:r>
+        <w:rPr>
+          <w:lang w:val="de-CH"/>
+        </w:rPr>
+        <w:t xml:space="preserve"> sind in einem </w:t>
+      </w:r>
+      <w:r>
+        <w:rPr>
+          <w:lang w:val="de-CH"/>
+        </w:rPr>
+        <w:t>Untero</w:t>
+      </w:r>
+      <w:r>
+        <w:rPr>
+          <w:lang w:val="de-CH"/>
+        </w:rPr>
+        <w:t>rdner</w:t>
+      </w:r>
+      <w:r>
+        <w:rPr>
+          <w:lang w:val="de-CH"/>
+        </w:rPr>
+        <w:t>)</w:t>
+      </w:r>
+    </w:p>
+    <w:p>
+      <w:pPr>
+        <w:rPr>
+          <w:lang w:val="de-CH"/>
+        </w:rPr>
+      </w:pPr>
+      <w:r>
+        <w:rPr>
+          <w:b/>
+          <w:bCs/>
+          <w:lang w:val="de-CH"/>
+        </w:rPr>
+        <w:t>Key:</w:t>
+      </w:r>
+      <w:r>
+        <w:rPr>
+          <w:lang w:val="de-CH"/>
+        </w:rPr>
+        <w:t xml:space="preserve"> </w:t>
+      </w:r>
+      <w:r>
+        <w:rPr>
+          <w:lang w:val="de-CH"/>
+        </w:rPr>
+        <w:t>2d035f79e3d823b5332bd0f39176c850</w:t>
+      </w:r>
+    </w:p>
+    <w:p>
+      <w:pPr>
+        <w:rPr>
+          <w:lang w:val="de-CH"/>
+        </w:rPr>
+      </w:pPr>
+      <w:r>
+        <w:rPr>
+          <w:b/>
+          <w:bCs/>
+          <w:lang w:val="de-CH"/>
+        </w:rPr>
+        <w:t>Token:</w:t>
+      </w:r>
+      <w:r>
+        <w:rPr>
+          <w:lang w:val="de-CH"/>
+        </w:rPr>
+        <w:t xml:space="preserve"> </w:t>
+      </w:r>
+      <w:r>
+        <w:rPr>
+          <w:lang w:val="de-CH"/>
+        </w:rPr>
+        <w:t>ATTA7674ad74949d75f6c45a27bbd62b56e444e7993cd9aa183d49d92f62842d324bC7614F6F</w:t>
+      </w:r>
+    </w:p>
+    <w:p>
+      <w:pPr>
+        <w:rPr>
+          <w:lang w:val="de-CH"/>
+        </w:rPr>
+      </w:pPr>
     </w:p>
     <w:p>
       <w:pPr>
@@ -410,6 +565,7 @@
         <w:rPr>
           <w:lang w:val="de-CH"/>
         </w:rPr>
+        <w:lastRenderedPageBreak/>
         <w:t>Als Benutzer möchte ich die Cards auf mehrere Seiten aufgeteilt sehen damit</w:t>
       </w:r>
       <w:r>
@@ -480,13 +636,1255 @@
         <w:rPr>
           <w:lang w:val="de-CH"/>
         </w:rPr>
+        <w:t>Als Benutzer möchte ich eine neue Card erstellen damit ich eine neue Aufgabe in Trello speichern kann.</w:t>
+      </w:r>
+    </w:p>
+    <w:p>
+      <w:pPr>
+        <w:ind w:left="720"/>
+        <w:rPr>
+          <w:b/>
+          <w:bCs/>
+          <w:lang w:val="de-CH"/>
+        </w:rPr>
+      </w:pPr>
+      <w:r>
+        <w:rPr>
+          <w:b/>
+          <w:bCs/>
+          <w:lang w:val="de-CH"/>
+        </w:rPr>
+        <w:t>Card bearbeiten</w:t>
+      </w:r>
+    </w:p>
+    <w:p>
+      <w:pPr>
+        <w:ind w:left="720"/>
+        <w:rPr>
+          <w:lang w:val="de-CH"/>
+        </w:rPr>
+      </w:pPr>
+      <w:r>
+        <w:rPr>
+          <w:lang w:val="de-CH"/>
+        </w:rPr>
+        <w:t>Als Benutzer möchte ich eine Card bearbeiten damit ich eine Aufgabe aktualisieren kann.</w:t>
+      </w:r>
+    </w:p>
+    <w:p>
+      <w:pPr>
+        <w:ind w:left="720"/>
+        <w:rPr>
+          <w:b/>
+          <w:bCs/>
+          <w:lang w:val="de-CH"/>
+        </w:rPr>
+      </w:pPr>
+      <w:r>
+        <w:rPr>
+          <w:b/>
+          <w:bCs/>
+          <w:lang w:val="de-CH"/>
+        </w:rPr>
+        <w:t>Card löschen</w:t>
+      </w:r>
+    </w:p>
+    <w:p>
+      <w:pPr>
+        <w:ind w:left="720"/>
+        <w:rPr>
+          <w:lang w:val="de-CH"/>
+        </w:rPr>
+      </w:pPr>
+      <w:r>
+        <w:rPr>
+          <w:lang w:val="de-CH"/>
+        </w:rPr>
+        <w:t>Als Benutzer möchte ich eine Card löschen damit ich nicht mehr benötigte Aufgaben entfernen kann.</w:t>
+      </w:r>
+    </w:p>
+    <w:p>
+      <w:pPr>
+        <w:rPr>
+          <w:lang w:val="de-CH"/>
+        </w:rPr>
+      </w:pPr>
+    </w:p>
+    <w:p>
+      <w:pPr>
+        <w:rPr>
+          <w:b/>
+          <w:bCs/>
+          <w:lang w:val="de-CH"/>
+        </w:rPr>
+      </w:pPr>
+      <w:r>
+        <w:rPr>
+          <w:b/>
+          <w:bCs/>
+          <w:lang w:val="de-CH"/>
+        </w:rPr>
+        <w:t>Daten Felder und API-Endpunkte</w:t>
+      </w:r>
+    </w:p>
+    <w:p>
+      <w:pPr>
+        <w:rPr>
+          <w:lang w:val="de-CH"/>
+        </w:rPr>
+      </w:pPr>
+    </w:p>
+    <w:p>
+      <w:pPr>
+        <w:rPr>
+          <w:b/>
+          <w:bCs/>
+          <w:lang w:val="de-CH"/>
+        </w:rPr>
+      </w:pPr>
+      <w:r>
+        <w:rPr>
+          <w:b/>
+          <w:bCs/>
+          <w:lang w:val="de-CH"/>
+        </w:rPr>
+        <w:t>Login mit API-Key und Token</w:t>
+      </w:r>
+    </w:p>
+    <w:p>
+      <w:pPr>
+        <w:rPr>
+          <w:lang w:val="de-CH"/>
+        </w:rPr>
+      </w:pPr>
+      <w:r>
+        <w:rPr>
+          <w:lang w:val="de-CH"/>
+        </w:rPr>
+        <w:t xml:space="preserve">Für den Login werden der API-Key und der Token vom Benutzer eingegeben. Danach </w:t>
+      </w:r>
+      <w:r>
+        <w:rPr>
+          <w:lang w:val="de-CH"/>
+        </w:rPr>
+        <w:t xml:space="preserve">wird ihre </w:t>
+      </w:r>
+      <w:r>
+        <w:rPr>
+          <w:lang w:val="de-CH"/>
+        </w:rPr>
+        <w:t>Gültigkeit</w:t>
+      </w:r>
+      <w:r>
+        <w:rPr>
+          <w:lang w:val="de-CH"/>
+        </w:rPr>
+        <w:t xml:space="preserve"> mit einer Anfrage geprüft.</w:t>
+      </w:r>
+    </w:p>
+    <w:p>
+      <w:pPr>
+        <w:rPr>
+          <w:lang w:val="de-CH"/>
+        </w:rPr>
+      </w:pPr>
+      <w:r>
+        <w:rPr>
+          <w:b/>
+          <w:bCs/>
+          <w:lang w:val="de-CH"/>
+        </w:rPr>
+        <w:t>API-Endpunkt:</w:t>
+      </w:r>
+      <w:r>
+        <w:rPr>
+          <w:lang w:val="de-CH"/>
+        </w:rPr>
+        <w:t xml:space="preserve"> GET /1/</w:t>
+      </w:r>
+      <w:proofErr w:type="spellStart"/>
+      <w:r>
+        <w:rPr>
+          <w:lang w:val="de-CH"/>
+        </w:rPr>
+        <w:t>members</w:t>
+      </w:r>
+      <w:proofErr w:type="spellEnd"/>
+      <w:r>
+        <w:rPr>
+          <w:lang w:val="de-CH"/>
+        </w:rPr>
+        <w:t>/</w:t>
+      </w:r>
+      <w:proofErr w:type="spellStart"/>
+      <w:r>
+        <w:rPr>
+          <w:lang w:val="de-CH"/>
+        </w:rPr>
+        <w:t>me</w:t>
+      </w:r>
+      <w:proofErr w:type="spellEnd"/>
+    </w:p>
+    <w:p>
+      <w:pPr>
+        <w:rPr>
+          <w:lang w:val="de-CH"/>
+        </w:rPr>
+      </w:pPr>
+      <w:r>
+        <w:rPr>
+          <w:b/>
+          <w:bCs/>
+          <w:lang w:val="de-CH"/>
+        </w:rPr>
+        <w:t>Geplante Datenfelder</w:t>
+      </w:r>
+      <w:r>
+        <w:rPr>
+          <w:b/>
+          <w:bCs/>
+          <w:lang w:val="de-CH"/>
+        </w:rPr>
+        <w:t>:</w:t>
+      </w:r>
+      <w:r>
+        <w:rPr>
+          <w:lang w:val="de-CH"/>
+        </w:rPr>
+        <w:t xml:space="preserve"> </w:t>
+      </w:r>
+      <w:proofErr w:type="spellStart"/>
+      <w:r>
+        <w:rPr>
+          <w:lang w:val="de-CH"/>
+        </w:rPr>
+        <w:t>id</w:t>
+      </w:r>
+      <w:proofErr w:type="spellEnd"/>
+      <w:r>
+        <w:rPr>
+          <w:lang w:val="de-CH"/>
+        </w:rPr>
+        <w:t xml:space="preserve">, </w:t>
+      </w:r>
+      <w:proofErr w:type="spellStart"/>
+      <w:r>
+        <w:rPr>
+          <w:lang w:val="de-CH"/>
+        </w:rPr>
+        <w:t>fullName</w:t>
+      </w:r>
+      <w:proofErr w:type="spellEnd"/>
+      <w:r>
+        <w:rPr>
+          <w:lang w:val="de-CH"/>
+        </w:rPr>
+        <w:t xml:space="preserve">, </w:t>
+      </w:r>
+      <w:proofErr w:type="spellStart"/>
+      <w:r>
+        <w:rPr>
+          <w:lang w:val="de-CH"/>
+        </w:rPr>
+        <w:t>username</w:t>
+      </w:r>
+      <w:proofErr w:type="spellEnd"/>
+    </w:p>
+    <w:p>
+      <w:pPr>
+        <w:rPr>
+          <w:b/>
+          <w:bCs/>
+          <w:lang w:val="de-CH"/>
+        </w:rPr>
+      </w:pPr>
+      <w:r>
+        <w:rPr>
+          <w:b/>
+          <w:bCs/>
+          <w:lang w:val="de-CH"/>
+        </w:rPr>
+        <w:t>Cards anzeigen</w:t>
+      </w:r>
+    </w:p>
+    <w:p>
+      <w:pPr>
+        <w:rPr>
+          <w:lang w:val="de-CH"/>
+        </w:rPr>
+      </w:pPr>
+      <w:r>
+        <w:rPr>
+          <w:lang w:val="de-CH"/>
+        </w:rPr>
+        <w:t>Nach dem Login werden zuerst die Boards des Benutzers geladen. Danach werden die Listen des ausgewählten Boards geladen. Anschliessend werden die Cards aus dem Board geladen und auf der Website angezeigt.</w:t>
+      </w:r>
+    </w:p>
+    <w:p>
+      <w:r>
+        <w:rPr>
+          <w:b/>
+          <w:bCs/>
+        </w:rPr>
+        <w:t>API-</w:t>
+      </w:r>
+      <w:proofErr w:type="spellStart"/>
+      <w:r>
+        <w:rPr>
+          <w:b/>
+          <w:bCs/>
+        </w:rPr>
+        <w:t>Endpunkte</w:t>
+      </w:r>
+      <w:proofErr w:type="spellEnd"/>
+      <w:r>
+        <w:rPr>
+          <w:b/>
+          <w:bCs/>
+        </w:rPr>
+        <w:t>:</w:t>
+      </w:r>
+      <w:r>
+        <w:t xml:space="preserve"> GET /1/members/me/boards, GET /1/boards/{id}/lists, GET /1/boards/{id}/cards</w:t>
+      </w:r>
+    </w:p>
+    <w:p>
+      <w:pPr>
+        <w:rPr>
+          <w:lang w:val="de-CH"/>
+        </w:rPr>
+      </w:pPr>
+      <w:r>
+        <w:rPr>
+          <w:b/>
+          <w:bCs/>
+          <w:lang w:val="de-CH"/>
+        </w:rPr>
+        <w:t>Geplante Datenfelder bei Board:</w:t>
+      </w:r>
+      <w:r>
+        <w:rPr>
+          <w:lang w:val="de-CH"/>
+        </w:rPr>
+        <w:t xml:space="preserve"> </w:t>
+      </w:r>
+      <w:proofErr w:type="spellStart"/>
+      <w:r>
+        <w:rPr>
+          <w:lang w:val="de-CH"/>
+        </w:rPr>
+        <w:t>id</w:t>
+      </w:r>
+      <w:proofErr w:type="spellEnd"/>
+      <w:r>
+        <w:rPr>
+          <w:lang w:val="de-CH"/>
+        </w:rPr>
+        <w:t xml:space="preserve">, </w:t>
+      </w:r>
+      <w:proofErr w:type="spellStart"/>
+      <w:r>
+        <w:rPr>
+          <w:lang w:val="de-CH"/>
+        </w:rPr>
+        <w:t>name</w:t>
+      </w:r>
+      <w:proofErr w:type="spellEnd"/>
+    </w:p>
+    <w:p>
+      <w:pPr>
+        <w:rPr>
+          <w:lang w:val="de-CH"/>
+        </w:rPr>
+      </w:pPr>
+      <w:r>
+        <w:rPr>
+          <w:b/>
+          <w:bCs/>
+          <w:lang w:val="de-CH"/>
+        </w:rPr>
         <w:lastRenderedPageBreak/>
-        <w:t>Als Benutzer möchte ich eine neue Card erstellen damit ich eine neue Aufgabe in Trello speichern kann.</w:t>
-      </w:r>
-    </w:p>
-    <w:p>
-      <w:pPr>
-        <w:ind w:left="720"/>
+        <w:t>Geplante Datenfelder bei List:</w:t>
+      </w:r>
+      <w:r>
+        <w:rPr>
+          <w:lang w:val="de-CH"/>
+        </w:rPr>
+        <w:t xml:space="preserve"> </w:t>
+      </w:r>
+      <w:proofErr w:type="spellStart"/>
+      <w:r>
+        <w:rPr>
+          <w:lang w:val="de-CH"/>
+        </w:rPr>
+        <w:t>id</w:t>
+      </w:r>
+      <w:proofErr w:type="spellEnd"/>
+      <w:r>
+        <w:rPr>
+          <w:lang w:val="de-CH"/>
+        </w:rPr>
+        <w:t xml:space="preserve">, </w:t>
+      </w:r>
+      <w:proofErr w:type="spellStart"/>
+      <w:r>
+        <w:rPr>
+          <w:lang w:val="de-CH"/>
+        </w:rPr>
+        <w:t>name</w:t>
+      </w:r>
+      <w:proofErr w:type="spellEnd"/>
+    </w:p>
+    <w:p>
+      <w:pPr>
+        <w:rPr>
+          <w:lang w:val="de-CH"/>
+        </w:rPr>
+      </w:pPr>
+      <w:r>
+        <w:rPr>
+          <w:b/>
+          <w:bCs/>
+          <w:lang w:val="de-CH"/>
+        </w:rPr>
+        <w:t>Geplante Datenfelder bei Card:</w:t>
+      </w:r>
+      <w:r>
+        <w:rPr>
+          <w:lang w:val="de-CH"/>
+        </w:rPr>
+        <w:t xml:space="preserve"> </w:t>
+      </w:r>
+      <w:proofErr w:type="spellStart"/>
+      <w:r>
+        <w:rPr>
+          <w:lang w:val="de-CH"/>
+        </w:rPr>
+        <w:t>id</w:t>
+      </w:r>
+      <w:proofErr w:type="spellEnd"/>
+      <w:r>
+        <w:rPr>
+          <w:lang w:val="de-CH"/>
+        </w:rPr>
+        <w:t xml:space="preserve">, </w:t>
+      </w:r>
+      <w:proofErr w:type="spellStart"/>
+      <w:r>
+        <w:rPr>
+          <w:lang w:val="de-CH"/>
+        </w:rPr>
+        <w:t>name</w:t>
+      </w:r>
+      <w:proofErr w:type="spellEnd"/>
+      <w:r>
+        <w:rPr>
+          <w:lang w:val="de-CH"/>
+        </w:rPr>
+        <w:t xml:space="preserve">, </w:t>
+      </w:r>
+      <w:proofErr w:type="spellStart"/>
+      <w:r>
+        <w:rPr>
+          <w:lang w:val="de-CH"/>
+        </w:rPr>
+        <w:t>desc</w:t>
+      </w:r>
+      <w:proofErr w:type="spellEnd"/>
+      <w:r>
+        <w:rPr>
+          <w:lang w:val="de-CH"/>
+        </w:rPr>
+        <w:t xml:space="preserve">, </w:t>
+      </w:r>
+      <w:proofErr w:type="spellStart"/>
+      <w:r>
+        <w:rPr>
+          <w:lang w:val="de-CH"/>
+        </w:rPr>
+        <w:t>idList</w:t>
+      </w:r>
+      <w:proofErr w:type="spellEnd"/>
+      <w:r>
+        <w:rPr>
+          <w:lang w:val="de-CH"/>
+        </w:rPr>
+        <w:t xml:space="preserve">, due, </w:t>
+      </w:r>
+      <w:proofErr w:type="spellStart"/>
+      <w:r>
+        <w:rPr>
+          <w:lang w:val="de-CH"/>
+        </w:rPr>
+        <w:t>dateLastActivity</w:t>
+      </w:r>
+      <w:proofErr w:type="spellEnd"/>
+    </w:p>
+    <w:p>
+      <w:pPr>
+        <w:rPr>
+          <w:b/>
+          <w:bCs/>
+          <w:lang w:val="de-CH"/>
+        </w:rPr>
+      </w:pPr>
+      <w:r>
+        <w:rPr>
+          <w:b/>
+          <w:bCs/>
+          <w:lang w:val="de-CH"/>
+        </w:rPr>
+        <w:t>Cards suchen</w:t>
+      </w:r>
+    </w:p>
+    <w:p>
+      <w:pPr>
+        <w:rPr>
+          <w:lang w:val="de-CH"/>
+        </w:rPr>
+      </w:pPr>
+      <w:r>
+        <w:rPr>
+          <w:lang w:val="de-CH"/>
+        </w:rPr>
+        <w:t>Der Benutzer kann nach Cards suchen. Die Suche kann einfach im JavaScript über die bereits geladenen Cards gemacht werden. Zusätzlich kann auch der Trello-Search-Endpunkt verwendet werden.</w:t>
+      </w:r>
+    </w:p>
+    <w:p>
+      <w:pPr>
+        <w:rPr>
+          <w:lang w:val="de-CH"/>
+        </w:rPr>
+      </w:pPr>
+      <w:r>
+        <w:rPr>
+          <w:b/>
+          <w:bCs/>
+          <w:lang w:val="de-CH"/>
+        </w:rPr>
+        <w:t>API-Endpunkt:</w:t>
+      </w:r>
+      <w:r>
+        <w:rPr>
+          <w:lang w:val="de-CH"/>
+        </w:rPr>
+        <w:t xml:space="preserve"> GET /1/</w:t>
+      </w:r>
+      <w:proofErr w:type="spellStart"/>
+      <w:r>
+        <w:rPr>
+          <w:lang w:val="de-CH"/>
+        </w:rPr>
+        <w:t>search</w:t>
+      </w:r>
+      <w:proofErr w:type="spellEnd"/>
+      <w:r>
+        <w:rPr>
+          <w:lang w:val="de-CH"/>
+        </w:rPr>
+        <w:t xml:space="preserve"> (optional)</w:t>
+      </w:r>
+    </w:p>
+    <w:p>
+      <w:proofErr w:type="spellStart"/>
+      <w:r>
+        <w:rPr>
+          <w:b/>
+          <w:bCs/>
+        </w:rPr>
+        <w:t>Geplante</w:t>
+      </w:r>
+      <w:proofErr w:type="spellEnd"/>
+      <w:r>
+        <w:rPr>
+          <w:b/>
+          <w:bCs/>
+        </w:rPr>
+        <w:t xml:space="preserve"> Parameter:</w:t>
+      </w:r>
+      <w:r>
+        <w:t xml:space="preserve"> query, </w:t>
+      </w:r>
+      <w:proofErr w:type="spellStart"/>
+      <w:r>
+        <w:t>idBoards</w:t>
+      </w:r>
+      <w:proofErr w:type="spellEnd"/>
+      <w:r>
+        <w:t xml:space="preserve">, </w:t>
+      </w:r>
+      <w:proofErr w:type="spellStart"/>
+      <w:r>
+        <w:t>modelTypes</w:t>
+      </w:r>
+      <w:proofErr w:type="spellEnd"/>
+      <w:r>
+        <w:t xml:space="preserve">=cards, </w:t>
+      </w:r>
+      <w:proofErr w:type="spellStart"/>
+      <w:r>
+        <w:t>card</w:t>
+      </w:r>
+      <w:r>
+        <w:t>_f</w:t>
+      </w:r>
+      <w:r>
+        <w:t>ields</w:t>
+      </w:r>
+      <w:proofErr w:type="spellEnd"/>
+      <w:r>
+        <w:t>=</w:t>
+      </w:r>
+      <w:proofErr w:type="spellStart"/>
+      <w:proofErr w:type="gramStart"/>
+      <w:r>
+        <w:t>name,desc</w:t>
+      </w:r>
+      <w:proofErr w:type="gramEnd"/>
+      <w:r>
+        <w:t>,</w:t>
+      </w:r>
+      <w:proofErr w:type="gramStart"/>
+      <w:r>
+        <w:t>idList,due</w:t>
+      </w:r>
+      <w:proofErr w:type="gramEnd"/>
+      <w:r>
+        <w:t>,dateLastActivity</w:t>
+      </w:r>
+      <w:proofErr w:type="spellEnd"/>
+    </w:p>
+    <w:p>
+      <w:pPr>
+        <w:rPr>
+          <w:lang w:val="de-CH"/>
+        </w:rPr>
+      </w:pPr>
+      <w:r>
+        <w:rPr>
+          <w:b/>
+          <w:bCs/>
+          <w:lang w:val="de-CH"/>
+        </w:rPr>
+        <w:t>Geplante Datenfelder:</w:t>
+      </w:r>
+      <w:r>
+        <w:rPr>
+          <w:lang w:val="de-CH"/>
+        </w:rPr>
+        <w:t xml:space="preserve"> </w:t>
+      </w:r>
+      <w:proofErr w:type="spellStart"/>
+      <w:r>
+        <w:rPr>
+          <w:lang w:val="de-CH"/>
+        </w:rPr>
+        <w:t>id</w:t>
+      </w:r>
+      <w:proofErr w:type="spellEnd"/>
+      <w:r>
+        <w:rPr>
+          <w:lang w:val="de-CH"/>
+        </w:rPr>
+        <w:t xml:space="preserve">, </w:t>
+      </w:r>
+      <w:proofErr w:type="spellStart"/>
+      <w:r>
+        <w:rPr>
+          <w:lang w:val="de-CH"/>
+        </w:rPr>
+        <w:t>name</w:t>
+      </w:r>
+      <w:proofErr w:type="spellEnd"/>
+      <w:r>
+        <w:rPr>
+          <w:lang w:val="de-CH"/>
+        </w:rPr>
+        <w:t xml:space="preserve">, </w:t>
+      </w:r>
+      <w:proofErr w:type="spellStart"/>
+      <w:r>
+        <w:rPr>
+          <w:lang w:val="de-CH"/>
+        </w:rPr>
+        <w:t>desc</w:t>
+      </w:r>
+      <w:proofErr w:type="spellEnd"/>
+      <w:r>
+        <w:rPr>
+          <w:lang w:val="de-CH"/>
+        </w:rPr>
+        <w:t xml:space="preserve">, </w:t>
+      </w:r>
+      <w:proofErr w:type="spellStart"/>
+      <w:r>
+        <w:rPr>
+          <w:lang w:val="de-CH"/>
+        </w:rPr>
+        <w:t>idList</w:t>
+      </w:r>
+      <w:proofErr w:type="spellEnd"/>
+      <w:r>
+        <w:rPr>
+          <w:lang w:val="de-CH"/>
+        </w:rPr>
+        <w:t xml:space="preserve">, due, </w:t>
+      </w:r>
+      <w:proofErr w:type="spellStart"/>
+      <w:r>
+        <w:rPr>
+          <w:lang w:val="de-CH"/>
+        </w:rPr>
+        <w:t>dateLastActivity</w:t>
+      </w:r>
+      <w:proofErr w:type="spellEnd"/>
+    </w:p>
+    <w:p>
+      <w:pPr>
+        <w:rPr>
+          <w:b/>
+          <w:bCs/>
+          <w:lang w:val="de-CH"/>
+        </w:rPr>
+      </w:pPr>
+      <w:proofErr w:type="spellStart"/>
+      <w:r>
+        <w:rPr>
+          <w:b/>
+          <w:bCs/>
+          <w:lang w:val="de-CH"/>
+        </w:rPr>
+        <w:t>Pagination</w:t>
+      </w:r>
+      <w:proofErr w:type="spellEnd"/>
+    </w:p>
+    <w:p>
+      <w:pPr>
+        <w:rPr>
+          <w:lang w:val="de-CH"/>
+        </w:rPr>
+      </w:pPr>
+      <w:r>
+        <w:rPr>
+          <w:lang w:val="de-CH"/>
+        </w:rPr>
+        <w:t xml:space="preserve">Die </w:t>
+      </w:r>
+      <w:proofErr w:type="spellStart"/>
+      <w:r>
+        <w:rPr>
+          <w:lang w:val="de-CH"/>
+        </w:rPr>
+        <w:t>Pagination</w:t>
+      </w:r>
+      <w:proofErr w:type="spellEnd"/>
+      <w:r>
+        <w:rPr>
+          <w:lang w:val="de-CH"/>
+        </w:rPr>
+        <w:t xml:space="preserve"> wird nicht direkt mit einem eigenen Trello-Endpunkt umgesetzt. Die Cards werden zuerst geladen und danach im JavaScript auf mehrere Seiten aufgeteilt. Zum Beispiel werden immer fünf Cards pro Seite angezeigt.</w:t>
+      </w:r>
+    </w:p>
+    <w:p>
+      <w:pPr>
+        <w:rPr>
+          <w:lang w:val="de-CH"/>
+        </w:rPr>
+      </w:pPr>
+      <w:r>
+        <w:rPr>
+          <w:b/>
+          <w:bCs/>
+          <w:lang w:val="de-CH"/>
+        </w:rPr>
+        <w:t>API-Endpunkt:</w:t>
+      </w:r>
+      <w:r>
+        <w:rPr>
+          <w:lang w:val="de-CH"/>
+        </w:rPr>
+        <w:t xml:space="preserve"> GET /1/</w:t>
+      </w:r>
+      <w:proofErr w:type="spellStart"/>
+      <w:r>
+        <w:rPr>
+          <w:lang w:val="de-CH"/>
+        </w:rPr>
+        <w:t>boards</w:t>
+      </w:r>
+      <w:proofErr w:type="spellEnd"/>
+      <w:r>
+        <w:rPr>
+          <w:lang w:val="de-CH"/>
+        </w:rPr>
+        <w:t>/{</w:t>
+      </w:r>
+      <w:proofErr w:type="spellStart"/>
+      <w:r>
+        <w:rPr>
+          <w:lang w:val="de-CH"/>
+        </w:rPr>
+        <w:t>id</w:t>
+      </w:r>
+      <w:proofErr w:type="spellEnd"/>
+      <w:r>
+        <w:rPr>
+          <w:lang w:val="de-CH"/>
+        </w:rPr>
+        <w:t>}/</w:t>
+      </w:r>
+      <w:proofErr w:type="spellStart"/>
+      <w:r>
+        <w:rPr>
+          <w:lang w:val="de-CH"/>
+        </w:rPr>
+        <w:t>cards</w:t>
+      </w:r>
+      <w:proofErr w:type="spellEnd"/>
+    </w:p>
+    <w:p>
+      <w:pPr>
+        <w:rPr>
+          <w:lang w:val="de-CH"/>
+        </w:rPr>
+      </w:pPr>
+      <w:r>
+        <w:rPr>
+          <w:b/>
+          <w:bCs/>
+          <w:lang w:val="de-CH"/>
+        </w:rPr>
+        <w:t>Geplante Datenfelder:</w:t>
+      </w:r>
+      <w:r>
+        <w:rPr>
+          <w:lang w:val="de-CH"/>
+        </w:rPr>
+        <w:t xml:space="preserve"> </w:t>
+      </w:r>
+      <w:proofErr w:type="spellStart"/>
+      <w:r>
+        <w:rPr>
+          <w:lang w:val="de-CH"/>
+        </w:rPr>
+        <w:t>id</w:t>
+      </w:r>
+      <w:proofErr w:type="spellEnd"/>
+      <w:r>
+        <w:rPr>
+          <w:lang w:val="de-CH"/>
+        </w:rPr>
+        <w:t xml:space="preserve">, </w:t>
+      </w:r>
+      <w:proofErr w:type="spellStart"/>
+      <w:r>
+        <w:rPr>
+          <w:lang w:val="de-CH"/>
+        </w:rPr>
+        <w:t>name</w:t>
+      </w:r>
+      <w:proofErr w:type="spellEnd"/>
+      <w:r>
+        <w:rPr>
+          <w:lang w:val="de-CH"/>
+        </w:rPr>
+        <w:t xml:space="preserve">, </w:t>
+      </w:r>
+      <w:proofErr w:type="spellStart"/>
+      <w:r>
+        <w:rPr>
+          <w:lang w:val="de-CH"/>
+        </w:rPr>
+        <w:t>desc</w:t>
+      </w:r>
+      <w:proofErr w:type="spellEnd"/>
+      <w:r>
+        <w:rPr>
+          <w:lang w:val="de-CH"/>
+        </w:rPr>
+        <w:t xml:space="preserve">, </w:t>
+      </w:r>
+      <w:proofErr w:type="spellStart"/>
+      <w:r>
+        <w:rPr>
+          <w:lang w:val="de-CH"/>
+        </w:rPr>
+        <w:t>idList</w:t>
+      </w:r>
+      <w:proofErr w:type="spellEnd"/>
+      <w:r>
+        <w:rPr>
+          <w:lang w:val="de-CH"/>
+        </w:rPr>
+        <w:t xml:space="preserve">, due, </w:t>
+      </w:r>
+      <w:proofErr w:type="spellStart"/>
+      <w:r>
+        <w:rPr>
+          <w:lang w:val="de-CH"/>
+        </w:rPr>
+        <w:t>dateLastActivity</w:t>
+      </w:r>
+      <w:proofErr w:type="spellEnd"/>
+    </w:p>
+    <w:p>
+      <w:pPr>
+        <w:rPr>
+          <w:b/>
+          <w:bCs/>
+          <w:lang w:val="de-CH"/>
+        </w:rPr>
+      </w:pPr>
+      <w:r>
+        <w:rPr>
+          <w:b/>
+          <w:bCs/>
+          <w:lang w:val="de-CH"/>
+        </w:rPr>
+        <w:t>Detailansicht</w:t>
+      </w:r>
+    </w:p>
+    <w:p>
+      <w:pPr>
+        <w:rPr>
+          <w:lang w:val="de-CH"/>
+        </w:rPr>
+      </w:pPr>
+      <w:r>
+        <w:rPr>
+          <w:lang w:val="de-CH"/>
+        </w:rPr>
+        <w:t>Wenn der Benutzer eine Card anklickt, werden die Details dieser Card angezeigt.</w:t>
+      </w:r>
+    </w:p>
+    <w:p>
+      <w:r>
+        <w:rPr>
+          <w:b/>
+          <w:bCs/>
+        </w:rPr>
+        <w:t>API-</w:t>
+      </w:r>
+      <w:proofErr w:type="spellStart"/>
+      <w:r>
+        <w:rPr>
+          <w:b/>
+          <w:bCs/>
+        </w:rPr>
+        <w:t>Endpunkt</w:t>
+      </w:r>
+      <w:proofErr w:type="spellEnd"/>
+      <w:r>
+        <w:rPr>
+          <w:b/>
+          <w:bCs/>
+        </w:rPr>
+        <w:t>:</w:t>
+      </w:r>
+      <w:r>
+        <w:t xml:space="preserve"> GET /1/cards/{id}</w:t>
+      </w:r>
+    </w:p>
+    <w:p>
+      <w:pPr>
+        <w:rPr>
+          <w:lang w:val="de-CH"/>
+        </w:rPr>
+      </w:pPr>
+      <w:r>
+        <w:rPr>
+          <w:b/>
+          <w:bCs/>
+          <w:lang w:val="de-CH"/>
+        </w:rPr>
+        <w:t>Geplante Datenfelder:</w:t>
+      </w:r>
+      <w:r>
+        <w:rPr>
+          <w:lang w:val="de-CH"/>
+        </w:rPr>
+        <w:t xml:space="preserve"> </w:t>
+      </w:r>
+      <w:proofErr w:type="spellStart"/>
+      <w:r>
+        <w:rPr>
+          <w:lang w:val="de-CH"/>
+        </w:rPr>
+        <w:t>id</w:t>
+      </w:r>
+      <w:proofErr w:type="spellEnd"/>
+      <w:r>
+        <w:rPr>
+          <w:lang w:val="de-CH"/>
+        </w:rPr>
+        <w:t xml:space="preserve">, </w:t>
+      </w:r>
+      <w:proofErr w:type="spellStart"/>
+      <w:r>
+        <w:rPr>
+          <w:lang w:val="de-CH"/>
+        </w:rPr>
+        <w:t>name</w:t>
+      </w:r>
+      <w:proofErr w:type="spellEnd"/>
+      <w:r>
+        <w:rPr>
+          <w:lang w:val="de-CH"/>
+        </w:rPr>
+        <w:t xml:space="preserve">, </w:t>
+      </w:r>
+      <w:proofErr w:type="spellStart"/>
+      <w:r>
+        <w:rPr>
+          <w:lang w:val="de-CH"/>
+        </w:rPr>
+        <w:t>desc</w:t>
+      </w:r>
+      <w:proofErr w:type="spellEnd"/>
+      <w:r>
+        <w:rPr>
+          <w:lang w:val="de-CH"/>
+        </w:rPr>
+        <w:t xml:space="preserve">, </w:t>
+      </w:r>
+      <w:proofErr w:type="spellStart"/>
+      <w:r>
+        <w:rPr>
+          <w:lang w:val="de-CH"/>
+        </w:rPr>
+        <w:t>idList</w:t>
+      </w:r>
+      <w:proofErr w:type="spellEnd"/>
+      <w:r>
+        <w:rPr>
+          <w:lang w:val="de-CH"/>
+        </w:rPr>
+        <w:t xml:space="preserve">, due, </w:t>
+      </w:r>
+      <w:proofErr w:type="spellStart"/>
+      <w:r>
+        <w:rPr>
+          <w:lang w:val="de-CH"/>
+        </w:rPr>
+        <w:t>dateLastActivity</w:t>
+      </w:r>
+      <w:proofErr w:type="spellEnd"/>
+      <w:r>
+        <w:rPr>
+          <w:lang w:val="de-CH"/>
+        </w:rPr>
+        <w:t xml:space="preserve">, </w:t>
+      </w:r>
+      <w:proofErr w:type="spellStart"/>
+      <w:r>
+        <w:rPr>
+          <w:lang w:val="de-CH"/>
+        </w:rPr>
+        <w:t>url</w:t>
+      </w:r>
+      <w:proofErr w:type="spellEnd"/>
+    </w:p>
+    <w:p>
+      <w:pPr>
+        <w:rPr>
+          <w:b/>
+          <w:bCs/>
+          <w:lang w:val="de-CH"/>
+        </w:rPr>
+      </w:pPr>
+      <w:r>
+        <w:rPr>
+          <w:b/>
+          <w:bCs/>
+          <w:lang w:val="de-CH"/>
+        </w:rPr>
+        <w:t>Neue Card erstellen</w:t>
+      </w:r>
+    </w:p>
+    <w:p>
+      <w:pPr>
+        <w:rPr>
+          <w:lang w:val="de-CH"/>
+        </w:rPr>
+      </w:pPr>
+      <w:r>
+        <w:rPr>
+          <w:lang w:val="de-CH"/>
+        </w:rPr>
+        <w:t>Der Benutzer kann über ein Formular eine neue Card erstellen. Dafür braucht die Card mindestens einen Titel und eine Liste, in der sie gespeichert wird. Die Beschreibung und das Fälligkeitsdatum sind optional.</w:t>
+      </w:r>
+    </w:p>
+    <w:p>
+      <w:pPr>
+        <w:rPr>
+          <w:lang w:val="de-CH"/>
+        </w:rPr>
+      </w:pPr>
+      <w:r>
+        <w:rPr>
+          <w:b/>
+          <w:bCs/>
+          <w:lang w:val="de-CH"/>
+        </w:rPr>
+        <w:t>API-Endpunkt:</w:t>
+      </w:r>
+      <w:r>
+        <w:rPr>
+          <w:lang w:val="de-CH"/>
+        </w:rPr>
+        <w:t xml:space="preserve"> POST /1/</w:t>
+      </w:r>
+      <w:proofErr w:type="spellStart"/>
+      <w:r>
+        <w:rPr>
+          <w:lang w:val="de-CH"/>
+        </w:rPr>
+        <w:t>cards</w:t>
+      </w:r>
+      <w:proofErr w:type="spellEnd"/>
+    </w:p>
+    <w:p>
+      <w:pPr>
+        <w:rPr>
+          <w:lang w:val="de-CH"/>
+        </w:rPr>
+      </w:pPr>
+      <w:r>
+        <w:rPr>
+          <w:b/>
+          <w:bCs/>
+          <w:lang w:val="de-CH"/>
+        </w:rPr>
+        <w:t>Geplante Eingabefelder:</w:t>
+      </w:r>
+      <w:r>
+        <w:rPr>
+          <w:lang w:val="de-CH"/>
+        </w:rPr>
+        <w:t xml:space="preserve"> </w:t>
+      </w:r>
+      <w:proofErr w:type="spellStart"/>
+      <w:r>
+        <w:rPr>
+          <w:lang w:val="de-CH"/>
+        </w:rPr>
+        <w:t>name</w:t>
+      </w:r>
+      <w:proofErr w:type="spellEnd"/>
+      <w:r>
+        <w:rPr>
+          <w:lang w:val="de-CH"/>
+        </w:rPr>
+        <w:t xml:space="preserve">, </w:t>
+      </w:r>
+      <w:proofErr w:type="spellStart"/>
+      <w:r>
+        <w:rPr>
+          <w:lang w:val="de-CH"/>
+        </w:rPr>
+        <w:t>desc</w:t>
+      </w:r>
+      <w:proofErr w:type="spellEnd"/>
+      <w:r>
+        <w:rPr>
+          <w:lang w:val="de-CH"/>
+        </w:rPr>
+        <w:t xml:space="preserve">, </w:t>
+      </w:r>
+      <w:proofErr w:type="spellStart"/>
+      <w:r>
+        <w:rPr>
+          <w:lang w:val="de-CH"/>
+        </w:rPr>
+        <w:t>idList</w:t>
+      </w:r>
+      <w:proofErr w:type="spellEnd"/>
+      <w:r>
+        <w:rPr>
+          <w:lang w:val="de-CH"/>
+        </w:rPr>
+        <w:t>, due</w:t>
+      </w:r>
+    </w:p>
+    <w:p>
+      <w:pPr>
+        <w:rPr>
+          <w:lang w:val="de-CH"/>
+        </w:rPr>
+      </w:pPr>
+      <w:r>
+        <w:rPr>
+          <w:b/>
+          <w:bCs/>
+          <w:lang w:val="de-CH"/>
+        </w:rPr>
+        <w:t>Geplante Rückgabefelder:</w:t>
+      </w:r>
+      <w:r>
+        <w:rPr>
+          <w:lang w:val="de-CH"/>
+        </w:rPr>
+        <w:t xml:space="preserve"> </w:t>
+      </w:r>
+      <w:proofErr w:type="spellStart"/>
+      <w:r>
+        <w:rPr>
+          <w:lang w:val="de-CH"/>
+        </w:rPr>
+        <w:t>id</w:t>
+      </w:r>
+      <w:proofErr w:type="spellEnd"/>
+      <w:r>
+        <w:rPr>
+          <w:lang w:val="de-CH"/>
+        </w:rPr>
+        <w:t xml:space="preserve">, </w:t>
+      </w:r>
+      <w:proofErr w:type="spellStart"/>
+      <w:r>
+        <w:rPr>
+          <w:lang w:val="de-CH"/>
+        </w:rPr>
+        <w:t>name</w:t>
+      </w:r>
+      <w:proofErr w:type="spellEnd"/>
+      <w:r>
+        <w:rPr>
+          <w:lang w:val="de-CH"/>
+        </w:rPr>
+        <w:t xml:space="preserve">, </w:t>
+      </w:r>
+      <w:proofErr w:type="spellStart"/>
+      <w:r>
+        <w:rPr>
+          <w:lang w:val="de-CH"/>
+        </w:rPr>
+        <w:t>desc</w:t>
+      </w:r>
+      <w:proofErr w:type="spellEnd"/>
+      <w:r>
+        <w:rPr>
+          <w:lang w:val="de-CH"/>
+        </w:rPr>
+        <w:t xml:space="preserve">, </w:t>
+      </w:r>
+      <w:proofErr w:type="spellStart"/>
+      <w:r>
+        <w:rPr>
+          <w:lang w:val="de-CH"/>
+        </w:rPr>
+        <w:t>idList</w:t>
+      </w:r>
+      <w:proofErr w:type="spellEnd"/>
+      <w:r>
+        <w:rPr>
+          <w:lang w:val="de-CH"/>
+        </w:rPr>
+        <w:t>, due</w:t>
+      </w:r>
+    </w:p>
+    <w:p>
+      <w:pPr>
         <w:rPr>
           <w:b/>
           <w:bCs/>
@@ -504,21 +1902,204 @@
     </w:p>
     <w:p>
       <w:pPr>
-        <w:ind w:left="720"/>
-        <w:rPr>
-          <w:lang w:val="de-CH"/>
-        </w:rPr>
-      </w:pPr>
-      <w:r>
-        <w:rPr>
-          <w:lang w:val="de-CH"/>
-        </w:rPr>
-        <w:t>Als Benutzer möchte ich eine Card bearbeiten damit ich eine Aufgabe aktualisieren kann.</w:t>
-      </w:r>
-    </w:p>
-    <w:p>
-      <w:pPr>
-        <w:ind w:left="720"/>
+        <w:rPr>
+          <w:lang w:val="de-CH"/>
+        </w:rPr>
+      </w:pPr>
+      <w:r>
+        <w:rPr>
+          <w:lang w:val="de-CH"/>
+        </w:rPr>
+        <w:lastRenderedPageBreak/>
+        <w:t>Der Benutzer kann eine bestehende Card bearbeiten. Dabei können Titel, Beschreibung, Liste oder Fälligkeitsdatum geändert werden.</w:t>
+      </w:r>
+    </w:p>
+    <w:p>
+      <w:r>
+        <w:rPr>
+          <w:b/>
+          <w:bCs/>
+        </w:rPr>
+        <w:t>API-</w:t>
+      </w:r>
+      <w:proofErr w:type="spellStart"/>
+      <w:r>
+        <w:rPr>
+          <w:b/>
+          <w:bCs/>
+        </w:rPr>
+        <w:t>Endpunkt</w:t>
+      </w:r>
+      <w:proofErr w:type="spellEnd"/>
+      <w:r>
+        <w:rPr>
+          <w:b/>
+          <w:bCs/>
+        </w:rPr>
+        <w:t>:</w:t>
+      </w:r>
+      <w:r>
+        <w:t xml:space="preserve"> PUT /1/</w:t>
+      </w:r>
+      <w:proofErr w:type="gramStart"/>
+      <w:r>
+        <w:t>cards/{</w:t>
+      </w:r>
+      <w:proofErr w:type="gramEnd"/>
+      <w:r>
+        <w:t>id}</w:t>
+      </w:r>
+    </w:p>
+    <w:p>
+      <w:pPr>
+        <w:rPr>
+          <w:lang w:val="de-CH"/>
+        </w:rPr>
+      </w:pPr>
+      <w:r>
+        <w:rPr>
+          <w:b/>
+          <w:bCs/>
+          <w:lang w:val="de-CH"/>
+        </w:rPr>
+        <w:t>Geplante Eingabefelder:</w:t>
+      </w:r>
+      <w:r>
+        <w:rPr>
+          <w:lang w:val="de-CH"/>
+        </w:rPr>
+        <w:t xml:space="preserve"> </w:t>
+      </w:r>
+      <w:proofErr w:type="spellStart"/>
+      <w:r>
+        <w:rPr>
+          <w:lang w:val="de-CH"/>
+        </w:rPr>
+        <w:t>name</w:t>
+      </w:r>
+      <w:proofErr w:type="spellEnd"/>
+      <w:r>
+        <w:rPr>
+          <w:lang w:val="de-CH"/>
+        </w:rPr>
+        <w:t xml:space="preserve">, </w:t>
+      </w:r>
+      <w:proofErr w:type="spellStart"/>
+      <w:r>
+        <w:rPr>
+          <w:lang w:val="de-CH"/>
+        </w:rPr>
+        <w:t>desc</w:t>
+      </w:r>
+      <w:proofErr w:type="spellEnd"/>
+      <w:r>
+        <w:rPr>
+          <w:lang w:val="de-CH"/>
+        </w:rPr>
+        <w:t xml:space="preserve">, </w:t>
+      </w:r>
+      <w:proofErr w:type="spellStart"/>
+      <w:r>
+        <w:rPr>
+          <w:lang w:val="de-CH"/>
+        </w:rPr>
+        <w:t>idList</w:t>
+      </w:r>
+      <w:proofErr w:type="spellEnd"/>
+      <w:r>
+        <w:rPr>
+          <w:lang w:val="de-CH"/>
+        </w:rPr>
+        <w:t>, due</w:t>
+      </w:r>
+    </w:p>
+    <w:p>
+      <w:pPr>
+        <w:rPr>
+          <w:lang w:val="de-CH"/>
+        </w:rPr>
+      </w:pPr>
+      <w:r>
+        <w:rPr>
+          <w:b/>
+          <w:bCs/>
+          <w:lang w:val="de-CH"/>
+        </w:rPr>
+        <w:t>Geplante Rückgabefelder:</w:t>
+      </w:r>
+      <w:r>
+        <w:rPr>
+          <w:lang w:val="de-CH"/>
+        </w:rPr>
+        <w:t xml:space="preserve"> </w:t>
+      </w:r>
+      <w:proofErr w:type="spellStart"/>
+      <w:r>
+        <w:rPr>
+          <w:lang w:val="de-CH"/>
+        </w:rPr>
+        <w:t>id</w:t>
+      </w:r>
+      <w:proofErr w:type="spellEnd"/>
+      <w:r>
+        <w:rPr>
+          <w:lang w:val="de-CH"/>
+        </w:rPr>
+        <w:t xml:space="preserve">, </w:t>
+      </w:r>
+      <w:proofErr w:type="spellStart"/>
+      <w:r>
+        <w:rPr>
+          <w:lang w:val="de-CH"/>
+        </w:rPr>
+        <w:t>name</w:t>
+      </w:r>
+      <w:proofErr w:type="spellEnd"/>
+      <w:r>
+        <w:rPr>
+          <w:lang w:val="de-CH"/>
+        </w:rPr>
+        <w:t xml:space="preserve">, </w:t>
+      </w:r>
+      <w:proofErr w:type="spellStart"/>
+      <w:r>
+        <w:rPr>
+          <w:lang w:val="de-CH"/>
+        </w:rPr>
+        <w:t>desc</w:t>
+      </w:r>
+      <w:proofErr w:type="spellEnd"/>
+      <w:r>
+        <w:rPr>
+          <w:lang w:val="de-CH"/>
+        </w:rPr>
+        <w:t xml:space="preserve">, </w:t>
+      </w:r>
+      <w:proofErr w:type="spellStart"/>
+      <w:r>
+        <w:rPr>
+          <w:lang w:val="de-CH"/>
+        </w:rPr>
+        <w:t>idList</w:t>
+      </w:r>
+      <w:proofErr w:type="spellEnd"/>
+      <w:r>
+        <w:rPr>
+          <w:lang w:val="de-CH"/>
+        </w:rPr>
+        <w:t xml:space="preserve">, due, </w:t>
+      </w:r>
+      <w:proofErr w:type="spellStart"/>
+      <w:r>
+        <w:rPr>
+          <w:lang w:val="de-CH"/>
+        </w:rPr>
+        <w:t>dateLastActivity</w:t>
+      </w:r>
+      <w:proofErr w:type="spellEnd"/>
+    </w:p>
+    <w:p>
+      <w:pPr>
         <w:rPr>
           <w:b/>
           <w:bCs/>
@@ -536,1440 +2117,14 @@
     </w:p>
     <w:p>
       <w:pPr>
-        <w:ind w:left="720"/>
-        <w:rPr>
-          <w:lang w:val="de-CH"/>
-        </w:rPr>
-      </w:pPr>
-      <w:r>
-        <w:rPr>
-          <w:lang w:val="de-CH"/>
-        </w:rPr>
-        <w:t>Als Benutzer möchte ich eine Card löschen damit ich nicht mehr benötigte Aufgaben entfernen kann.</w:t>
-      </w:r>
-    </w:p>
-    <w:p>
-      <w:pPr>
-        <w:rPr>
-          <w:lang w:val="de-CH"/>
-        </w:rPr>
-      </w:pPr>
-    </w:p>
-    <w:p>
-      <w:pPr>
-        <w:rPr>
-          <w:b/>
-          <w:bCs/>
-          <w:lang w:val="de-CH"/>
-        </w:rPr>
-      </w:pPr>
-      <w:r>
-        <w:rPr>
-          <w:b/>
-          <w:bCs/>
-          <w:lang w:val="de-CH"/>
-        </w:rPr>
-        <w:t>Daten Felder und API-Endpunkte</w:t>
-      </w:r>
-    </w:p>
-    <w:p>
-      <w:pPr>
-        <w:rPr>
-          <w:lang w:val="de-CH"/>
-        </w:rPr>
-      </w:pPr>
-    </w:p>
-    <w:p>
-      <w:pPr>
-        <w:rPr>
-          <w:b/>
-          <w:bCs/>
-          <w:lang w:val="de-CH"/>
-        </w:rPr>
-      </w:pPr>
-      <w:r>
-        <w:rPr>
-          <w:b/>
-          <w:bCs/>
-          <w:lang w:val="de-CH"/>
-        </w:rPr>
-        <w:t>Login mit API-Key und Token</w:t>
-      </w:r>
-    </w:p>
-    <w:p>
-      <w:pPr>
-        <w:rPr>
-          <w:lang w:val="de-CH"/>
-        </w:rPr>
-      </w:pPr>
-      <w:r>
-        <w:rPr>
-          <w:lang w:val="de-CH"/>
-        </w:rPr>
-        <w:t xml:space="preserve">Für den Login werden der API-Key und der Token vom Benutzer eingegeben. Danach </w:t>
-      </w:r>
-      <w:r>
-        <w:rPr>
-          <w:lang w:val="de-CH"/>
-        </w:rPr>
-        <w:t xml:space="preserve">wird ihre </w:t>
-      </w:r>
-      <w:r>
-        <w:rPr>
-          <w:lang w:val="de-CH"/>
-        </w:rPr>
-        <w:t>Gültigkeit</w:t>
-      </w:r>
-      <w:r>
-        <w:rPr>
-          <w:lang w:val="de-CH"/>
-        </w:rPr>
-        <w:t xml:space="preserve"> mit einer Anfrage geprüft.</w:t>
-      </w:r>
-    </w:p>
-    <w:p>
-      <w:pPr>
-        <w:rPr>
-          <w:lang w:val="de-CH"/>
-        </w:rPr>
-      </w:pPr>
-      <w:r>
-        <w:rPr>
-          <w:b/>
-          <w:bCs/>
-          <w:lang w:val="de-CH"/>
-        </w:rPr>
-        <w:t>API-Endpunkt:</w:t>
-      </w:r>
-      <w:r>
-        <w:rPr>
-          <w:lang w:val="de-CH"/>
-        </w:rPr>
-        <w:t xml:space="preserve"> GET /1/</w:t>
-      </w:r>
-      <w:proofErr w:type="spellStart"/>
-      <w:r>
-        <w:rPr>
-          <w:lang w:val="de-CH"/>
-        </w:rPr>
-        <w:t>members</w:t>
-      </w:r>
-      <w:proofErr w:type="spellEnd"/>
-      <w:r>
-        <w:rPr>
-          <w:lang w:val="de-CH"/>
-        </w:rPr>
-        <w:t>/</w:t>
-      </w:r>
-      <w:proofErr w:type="spellStart"/>
-      <w:r>
-        <w:rPr>
-          <w:lang w:val="de-CH"/>
-        </w:rPr>
-        <w:t>me</w:t>
-      </w:r>
-      <w:proofErr w:type="spellEnd"/>
-    </w:p>
-    <w:p>
-      <w:pPr>
-        <w:rPr>
-          <w:lang w:val="de-CH"/>
-        </w:rPr>
-      </w:pPr>
-      <w:r>
-        <w:rPr>
-          <w:b/>
-          <w:bCs/>
-          <w:lang w:val="de-CH"/>
-        </w:rPr>
-        <w:t>Geplante Datenfelder</w:t>
-      </w:r>
-      <w:r>
-        <w:rPr>
-          <w:b/>
-          <w:bCs/>
-          <w:lang w:val="de-CH"/>
-        </w:rPr>
-        <w:t>:</w:t>
-      </w:r>
-      <w:r>
-        <w:rPr>
-          <w:lang w:val="de-CH"/>
-        </w:rPr>
-        <w:t xml:space="preserve"> </w:t>
-      </w:r>
-      <w:proofErr w:type="spellStart"/>
-      <w:r>
-        <w:rPr>
-          <w:lang w:val="de-CH"/>
-        </w:rPr>
-        <w:t>id</w:t>
-      </w:r>
-      <w:proofErr w:type="spellEnd"/>
-      <w:r>
-        <w:rPr>
-          <w:lang w:val="de-CH"/>
-        </w:rPr>
-        <w:t xml:space="preserve">, </w:t>
-      </w:r>
-      <w:proofErr w:type="spellStart"/>
-      <w:r>
-        <w:rPr>
-          <w:lang w:val="de-CH"/>
-        </w:rPr>
-        <w:t>fullName</w:t>
-      </w:r>
-      <w:proofErr w:type="spellEnd"/>
-      <w:r>
-        <w:rPr>
-          <w:lang w:val="de-CH"/>
-        </w:rPr>
-        <w:t xml:space="preserve">, </w:t>
-      </w:r>
-      <w:proofErr w:type="spellStart"/>
-      <w:r>
-        <w:rPr>
-          <w:lang w:val="de-CH"/>
-        </w:rPr>
-        <w:t>username</w:t>
-      </w:r>
-      <w:proofErr w:type="spellEnd"/>
-    </w:p>
-    <w:p>
-      <w:pPr>
-        <w:rPr>
-          <w:b/>
-          <w:bCs/>
-          <w:lang w:val="de-CH"/>
-        </w:rPr>
-      </w:pPr>
-      <w:r>
-        <w:rPr>
-          <w:b/>
-          <w:bCs/>
-          <w:lang w:val="de-CH"/>
-        </w:rPr>
-        <w:t>Cards anzeigen</w:t>
-      </w:r>
-    </w:p>
-    <w:p>
-      <w:pPr>
-        <w:rPr>
-          <w:lang w:val="de-CH"/>
-        </w:rPr>
-      </w:pPr>
-      <w:r>
-        <w:rPr>
-          <w:lang w:val="de-CH"/>
-        </w:rPr>
-        <w:t>Nach dem Login werden zuerst die Boards des Benutzers geladen. Danach werden die Listen des ausgewählten Boards geladen. Anschliessend werden die Cards aus dem Board geladen und auf der Website angezeigt.</w:t>
-      </w:r>
-    </w:p>
-    <w:p>
-      <w:r>
-        <w:rPr>
-          <w:b/>
-          <w:bCs/>
-        </w:rPr>
-        <w:t>API-</w:t>
-      </w:r>
-      <w:proofErr w:type="spellStart"/>
-      <w:r>
-        <w:rPr>
-          <w:b/>
-          <w:bCs/>
-        </w:rPr>
-        <w:t>Endpunkte</w:t>
-      </w:r>
-      <w:proofErr w:type="spellEnd"/>
-      <w:r>
-        <w:rPr>
-          <w:b/>
-          <w:bCs/>
-        </w:rPr>
-        <w:t>:</w:t>
-      </w:r>
-      <w:r>
-        <w:t xml:space="preserve"> GET /1/members/me/boards, GET /1/boards/{id}/lists, GET /1/boards/{id}/cards</w:t>
-      </w:r>
-    </w:p>
-    <w:p>
-      <w:pPr>
-        <w:rPr>
-          <w:lang w:val="de-CH"/>
-        </w:rPr>
-      </w:pPr>
-      <w:r>
-        <w:rPr>
-          <w:b/>
-          <w:bCs/>
-          <w:lang w:val="de-CH"/>
-        </w:rPr>
-        <w:t>Geplante Datenfelder bei Board:</w:t>
-      </w:r>
-      <w:r>
-        <w:rPr>
-          <w:lang w:val="de-CH"/>
-        </w:rPr>
-        <w:t xml:space="preserve"> </w:t>
-      </w:r>
-      <w:proofErr w:type="spellStart"/>
-      <w:r>
-        <w:rPr>
-          <w:lang w:val="de-CH"/>
-        </w:rPr>
-        <w:t>id</w:t>
-      </w:r>
-      <w:proofErr w:type="spellEnd"/>
-      <w:r>
-        <w:rPr>
-          <w:lang w:val="de-CH"/>
-        </w:rPr>
-        <w:t xml:space="preserve">, </w:t>
-      </w:r>
-      <w:proofErr w:type="spellStart"/>
-      <w:r>
-        <w:rPr>
-          <w:lang w:val="de-CH"/>
-        </w:rPr>
-        <w:t>name</w:t>
-      </w:r>
-      <w:proofErr w:type="spellEnd"/>
-    </w:p>
-    <w:p>
-      <w:pPr>
-        <w:rPr>
-          <w:lang w:val="de-CH"/>
-        </w:rPr>
-      </w:pPr>
-      <w:r>
-        <w:rPr>
-          <w:b/>
-          <w:bCs/>
-          <w:lang w:val="de-CH"/>
-        </w:rPr>
-        <w:t>Geplante Datenfelder bei List:</w:t>
-      </w:r>
-      <w:r>
-        <w:rPr>
-          <w:lang w:val="de-CH"/>
-        </w:rPr>
-        <w:t xml:space="preserve"> </w:t>
-      </w:r>
-      <w:proofErr w:type="spellStart"/>
-      <w:r>
-        <w:rPr>
-          <w:lang w:val="de-CH"/>
-        </w:rPr>
-        <w:t>id</w:t>
-      </w:r>
-      <w:proofErr w:type="spellEnd"/>
-      <w:r>
-        <w:rPr>
-          <w:lang w:val="de-CH"/>
-        </w:rPr>
-        <w:t xml:space="preserve">, </w:t>
-      </w:r>
-      <w:proofErr w:type="spellStart"/>
-      <w:r>
-        <w:rPr>
-          <w:lang w:val="de-CH"/>
-        </w:rPr>
-        <w:t>name</w:t>
-      </w:r>
-      <w:proofErr w:type="spellEnd"/>
-    </w:p>
-    <w:p>
-      <w:pPr>
-        <w:rPr>
-          <w:lang w:val="de-CH"/>
-        </w:rPr>
-      </w:pPr>
-      <w:r>
-        <w:rPr>
-          <w:b/>
-          <w:bCs/>
-          <w:lang w:val="de-CH"/>
-        </w:rPr>
-        <w:t>Geplante Datenfelder bei Card:</w:t>
-      </w:r>
-      <w:r>
-        <w:rPr>
-          <w:lang w:val="de-CH"/>
-        </w:rPr>
-        <w:t xml:space="preserve"> </w:t>
-      </w:r>
-      <w:proofErr w:type="spellStart"/>
-      <w:r>
-        <w:rPr>
-          <w:lang w:val="de-CH"/>
-        </w:rPr>
-        <w:t>id</w:t>
-      </w:r>
-      <w:proofErr w:type="spellEnd"/>
-      <w:r>
-        <w:rPr>
-          <w:lang w:val="de-CH"/>
-        </w:rPr>
-        <w:t xml:space="preserve">, </w:t>
-      </w:r>
-      <w:proofErr w:type="spellStart"/>
-      <w:r>
-        <w:rPr>
-          <w:lang w:val="de-CH"/>
-        </w:rPr>
-        <w:t>name</w:t>
-      </w:r>
-      <w:proofErr w:type="spellEnd"/>
-      <w:r>
-        <w:rPr>
-          <w:lang w:val="de-CH"/>
-        </w:rPr>
-        <w:t xml:space="preserve">, </w:t>
-      </w:r>
-      <w:proofErr w:type="spellStart"/>
-      <w:r>
-        <w:rPr>
-          <w:lang w:val="de-CH"/>
-        </w:rPr>
-        <w:t>desc</w:t>
-      </w:r>
-      <w:proofErr w:type="spellEnd"/>
-      <w:r>
-        <w:rPr>
-          <w:lang w:val="de-CH"/>
-        </w:rPr>
-        <w:t xml:space="preserve">, </w:t>
-      </w:r>
-      <w:proofErr w:type="spellStart"/>
-      <w:r>
-        <w:rPr>
-          <w:lang w:val="de-CH"/>
-        </w:rPr>
-        <w:t>idList</w:t>
-      </w:r>
-      <w:proofErr w:type="spellEnd"/>
-      <w:r>
-        <w:rPr>
-          <w:lang w:val="de-CH"/>
-        </w:rPr>
-        <w:t xml:space="preserve">, due, </w:t>
-      </w:r>
-      <w:proofErr w:type="spellStart"/>
-      <w:r>
-        <w:rPr>
-          <w:lang w:val="de-CH"/>
-        </w:rPr>
-        <w:t>dateLastActivity</w:t>
-      </w:r>
-      <w:proofErr w:type="spellEnd"/>
-    </w:p>
-    <w:p>
-      <w:pPr>
-        <w:rPr>
-          <w:b/>
-          <w:bCs/>
-          <w:lang w:val="de-CH"/>
-        </w:rPr>
-      </w:pPr>
-      <w:r>
-        <w:rPr>
-          <w:b/>
-          <w:bCs/>
-          <w:lang w:val="de-CH"/>
-        </w:rPr>
-        <w:t>Cards suchen</w:t>
-      </w:r>
-    </w:p>
-    <w:p>
-      <w:pPr>
-        <w:rPr>
-          <w:lang w:val="de-CH"/>
-        </w:rPr>
-      </w:pPr>
-      <w:r>
-        <w:rPr>
-          <w:lang w:val="de-CH"/>
-        </w:rPr>
-        <w:t>Der Benutzer kann nach Cards suchen. Die Suche kann einfach im JavaScript über die bereits geladenen Cards gemacht werden. Zusätzlich kann auch der Trello-Search-Endpunkt verwendet werden.</w:t>
-      </w:r>
-    </w:p>
-    <w:p>
-      <w:pPr>
-        <w:rPr>
-          <w:lang w:val="de-CH"/>
-        </w:rPr>
-      </w:pPr>
-      <w:r>
-        <w:rPr>
-          <w:b/>
-          <w:bCs/>
-          <w:lang w:val="de-CH"/>
-        </w:rPr>
-        <w:lastRenderedPageBreak/>
-        <w:t>API-Endpunkt:</w:t>
-      </w:r>
-      <w:r>
-        <w:rPr>
-          <w:lang w:val="de-CH"/>
-        </w:rPr>
-        <w:t xml:space="preserve"> GET /1/</w:t>
-      </w:r>
-      <w:proofErr w:type="spellStart"/>
-      <w:r>
-        <w:rPr>
-          <w:lang w:val="de-CH"/>
-        </w:rPr>
-        <w:t>search</w:t>
-      </w:r>
-      <w:proofErr w:type="spellEnd"/>
-      <w:r>
-        <w:rPr>
-          <w:lang w:val="de-CH"/>
-        </w:rPr>
-        <w:t xml:space="preserve"> (optional)</w:t>
-      </w:r>
-    </w:p>
-    <w:p>
-      <w:proofErr w:type="spellStart"/>
-      <w:r>
-        <w:rPr>
-          <w:b/>
-          <w:bCs/>
-        </w:rPr>
-        <w:t>Geplante</w:t>
-      </w:r>
-      <w:proofErr w:type="spellEnd"/>
-      <w:r>
-        <w:rPr>
-          <w:b/>
-          <w:bCs/>
-        </w:rPr>
-        <w:t xml:space="preserve"> Parameter:</w:t>
-      </w:r>
-      <w:r>
-        <w:t xml:space="preserve"> query, </w:t>
-      </w:r>
-      <w:proofErr w:type="spellStart"/>
-      <w:r>
-        <w:t>idBoards</w:t>
-      </w:r>
-      <w:proofErr w:type="spellEnd"/>
-      <w:r>
-        <w:t xml:space="preserve">, </w:t>
-      </w:r>
-      <w:proofErr w:type="spellStart"/>
-      <w:r>
-        <w:t>modelTypes</w:t>
-      </w:r>
-      <w:proofErr w:type="spellEnd"/>
-      <w:r>
-        <w:t xml:space="preserve">=cards, </w:t>
-      </w:r>
-      <w:proofErr w:type="spellStart"/>
-      <w:r>
-        <w:t>card</w:t>
-      </w:r>
-      <w:r>
-        <w:t>_f</w:t>
-      </w:r>
-      <w:r>
-        <w:t>ields</w:t>
-      </w:r>
-      <w:proofErr w:type="spellEnd"/>
-      <w:r>
-        <w:t>=</w:t>
-      </w:r>
-      <w:proofErr w:type="spellStart"/>
-      <w:proofErr w:type="gramStart"/>
-      <w:r>
-        <w:t>name,desc</w:t>
-      </w:r>
-      <w:proofErr w:type="gramEnd"/>
-      <w:r>
-        <w:t>,</w:t>
-      </w:r>
-      <w:proofErr w:type="gramStart"/>
-      <w:r>
-        <w:t>idList,due</w:t>
-      </w:r>
-      <w:proofErr w:type="gramEnd"/>
-      <w:r>
-        <w:t>,dateLastActivity</w:t>
-      </w:r>
-      <w:proofErr w:type="spellEnd"/>
-    </w:p>
-    <w:p>
-      <w:pPr>
-        <w:rPr>
-          <w:lang w:val="de-CH"/>
-        </w:rPr>
-      </w:pPr>
-      <w:r>
-        <w:rPr>
-          <w:b/>
-          <w:bCs/>
-          <w:lang w:val="de-CH"/>
-        </w:rPr>
-        <w:t>Geplante Datenfelder:</w:t>
-      </w:r>
-      <w:r>
-        <w:rPr>
-          <w:lang w:val="de-CH"/>
-        </w:rPr>
-        <w:t xml:space="preserve"> </w:t>
-      </w:r>
-      <w:proofErr w:type="spellStart"/>
-      <w:r>
-        <w:rPr>
-          <w:lang w:val="de-CH"/>
-        </w:rPr>
-        <w:t>id</w:t>
-      </w:r>
-      <w:proofErr w:type="spellEnd"/>
-      <w:r>
-        <w:rPr>
-          <w:lang w:val="de-CH"/>
-        </w:rPr>
-        <w:t xml:space="preserve">, </w:t>
-      </w:r>
-      <w:proofErr w:type="spellStart"/>
-      <w:r>
-        <w:rPr>
-          <w:lang w:val="de-CH"/>
-        </w:rPr>
-        <w:t>name</w:t>
-      </w:r>
-      <w:proofErr w:type="spellEnd"/>
-      <w:r>
-        <w:rPr>
-          <w:lang w:val="de-CH"/>
-        </w:rPr>
-        <w:t xml:space="preserve">, </w:t>
-      </w:r>
-      <w:proofErr w:type="spellStart"/>
-      <w:r>
-        <w:rPr>
-          <w:lang w:val="de-CH"/>
-        </w:rPr>
-        <w:t>desc</w:t>
-      </w:r>
-      <w:proofErr w:type="spellEnd"/>
-      <w:r>
-        <w:rPr>
-          <w:lang w:val="de-CH"/>
-        </w:rPr>
-        <w:t xml:space="preserve">, </w:t>
-      </w:r>
-      <w:proofErr w:type="spellStart"/>
-      <w:r>
-        <w:rPr>
-          <w:lang w:val="de-CH"/>
-        </w:rPr>
-        <w:t>idList</w:t>
-      </w:r>
-      <w:proofErr w:type="spellEnd"/>
-      <w:r>
-        <w:rPr>
-          <w:lang w:val="de-CH"/>
-        </w:rPr>
-        <w:t xml:space="preserve">, due, </w:t>
-      </w:r>
-      <w:proofErr w:type="spellStart"/>
-      <w:r>
-        <w:rPr>
-          <w:lang w:val="de-CH"/>
-        </w:rPr>
-        <w:t>dateLastActivity</w:t>
-      </w:r>
-      <w:proofErr w:type="spellEnd"/>
-    </w:p>
-    <w:p>
-      <w:pPr>
-        <w:rPr>
-          <w:b/>
-          <w:bCs/>
-          <w:lang w:val="de-CH"/>
-        </w:rPr>
-      </w:pPr>
-      <w:proofErr w:type="spellStart"/>
-      <w:r>
-        <w:rPr>
-          <w:b/>
-          <w:bCs/>
-          <w:lang w:val="de-CH"/>
-        </w:rPr>
-        <w:t>Pagination</w:t>
-      </w:r>
-      <w:proofErr w:type="spellEnd"/>
-    </w:p>
-    <w:p>
-      <w:pPr>
-        <w:rPr>
-          <w:lang w:val="de-CH"/>
-        </w:rPr>
-      </w:pPr>
-      <w:r>
-        <w:rPr>
-          <w:lang w:val="de-CH"/>
-        </w:rPr>
-        <w:t xml:space="preserve">Die </w:t>
-      </w:r>
-      <w:proofErr w:type="spellStart"/>
-      <w:r>
-        <w:rPr>
-          <w:lang w:val="de-CH"/>
-        </w:rPr>
-        <w:t>Pagination</w:t>
-      </w:r>
-      <w:proofErr w:type="spellEnd"/>
-      <w:r>
-        <w:rPr>
-          <w:lang w:val="de-CH"/>
-        </w:rPr>
-        <w:t xml:space="preserve"> wird nicht direkt mit einem eigenen Trello-Endpunkt umgesetzt. Die Cards werden zuerst geladen und danach im JavaScript auf mehrere Seiten aufgeteilt. Zum Beispiel werden immer fünf Cards pro Seite angezeigt.</w:t>
-      </w:r>
-    </w:p>
-    <w:p>
-      <w:pPr>
-        <w:rPr>
-          <w:lang w:val="de-CH"/>
-        </w:rPr>
-      </w:pPr>
-      <w:r>
-        <w:rPr>
-          <w:b/>
-          <w:bCs/>
-          <w:lang w:val="de-CH"/>
-        </w:rPr>
-        <w:t>API-Endpunkt:</w:t>
-      </w:r>
-      <w:r>
-        <w:rPr>
-          <w:lang w:val="de-CH"/>
-        </w:rPr>
-        <w:t xml:space="preserve"> GET /1/</w:t>
-      </w:r>
-      <w:proofErr w:type="spellStart"/>
-      <w:r>
-        <w:rPr>
-          <w:lang w:val="de-CH"/>
-        </w:rPr>
-        <w:t>boards</w:t>
-      </w:r>
-      <w:proofErr w:type="spellEnd"/>
-      <w:r>
-        <w:rPr>
-          <w:lang w:val="de-CH"/>
-        </w:rPr>
-        <w:t>/{</w:t>
-      </w:r>
-      <w:proofErr w:type="spellStart"/>
-      <w:r>
-        <w:rPr>
-          <w:lang w:val="de-CH"/>
-        </w:rPr>
-        <w:t>id</w:t>
-      </w:r>
-      <w:proofErr w:type="spellEnd"/>
-      <w:r>
-        <w:rPr>
-          <w:lang w:val="de-CH"/>
-        </w:rPr>
-        <w:t>}/</w:t>
-      </w:r>
-      <w:proofErr w:type="spellStart"/>
-      <w:r>
-        <w:rPr>
-          <w:lang w:val="de-CH"/>
-        </w:rPr>
-        <w:t>cards</w:t>
-      </w:r>
-      <w:proofErr w:type="spellEnd"/>
-    </w:p>
-    <w:p>
-      <w:pPr>
-        <w:rPr>
-          <w:lang w:val="de-CH"/>
-        </w:rPr>
-      </w:pPr>
-      <w:r>
-        <w:rPr>
-          <w:b/>
-          <w:bCs/>
-          <w:lang w:val="de-CH"/>
-        </w:rPr>
-        <w:t>Geplante Datenfelder:</w:t>
-      </w:r>
-      <w:r>
-        <w:rPr>
-          <w:lang w:val="de-CH"/>
-        </w:rPr>
-        <w:t xml:space="preserve"> </w:t>
-      </w:r>
-      <w:proofErr w:type="spellStart"/>
-      <w:r>
-        <w:rPr>
-          <w:lang w:val="de-CH"/>
-        </w:rPr>
-        <w:t>id</w:t>
-      </w:r>
-      <w:proofErr w:type="spellEnd"/>
-      <w:r>
-        <w:rPr>
-          <w:lang w:val="de-CH"/>
-        </w:rPr>
-        <w:t xml:space="preserve">, </w:t>
-      </w:r>
-      <w:proofErr w:type="spellStart"/>
-      <w:r>
-        <w:rPr>
-          <w:lang w:val="de-CH"/>
-        </w:rPr>
-        <w:t>name</w:t>
-      </w:r>
-      <w:proofErr w:type="spellEnd"/>
-      <w:r>
-        <w:rPr>
-          <w:lang w:val="de-CH"/>
-        </w:rPr>
-        <w:t xml:space="preserve">, </w:t>
-      </w:r>
-      <w:proofErr w:type="spellStart"/>
-      <w:r>
-        <w:rPr>
-          <w:lang w:val="de-CH"/>
-        </w:rPr>
-        <w:t>desc</w:t>
-      </w:r>
-      <w:proofErr w:type="spellEnd"/>
-      <w:r>
-        <w:rPr>
-          <w:lang w:val="de-CH"/>
-        </w:rPr>
-        <w:t xml:space="preserve">, </w:t>
-      </w:r>
-      <w:proofErr w:type="spellStart"/>
-      <w:r>
-        <w:rPr>
-          <w:lang w:val="de-CH"/>
-        </w:rPr>
-        <w:t>idList</w:t>
-      </w:r>
-      <w:proofErr w:type="spellEnd"/>
-      <w:r>
-        <w:rPr>
-          <w:lang w:val="de-CH"/>
-        </w:rPr>
-        <w:t xml:space="preserve">, due, </w:t>
-      </w:r>
-      <w:proofErr w:type="spellStart"/>
-      <w:r>
-        <w:rPr>
-          <w:lang w:val="de-CH"/>
-        </w:rPr>
-        <w:t>dateLastActivity</w:t>
-      </w:r>
-      <w:proofErr w:type="spellEnd"/>
-    </w:p>
-    <w:p>
-      <w:pPr>
-        <w:rPr>
-          <w:b/>
-          <w:bCs/>
-          <w:lang w:val="de-CH"/>
-        </w:rPr>
-      </w:pPr>
-      <w:r>
-        <w:rPr>
-          <w:b/>
-          <w:bCs/>
-          <w:lang w:val="de-CH"/>
-        </w:rPr>
-        <w:t>Detailansicht</w:t>
-      </w:r>
-    </w:p>
-    <w:p>
-      <w:pPr>
-        <w:rPr>
-          <w:lang w:val="de-CH"/>
-        </w:rPr>
-      </w:pPr>
-      <w:r>
-        <w:rPr>
-          <w:lang w:val="de-CH"/>
-        </w:rPr>
-        <w:t>Wenn der Benutzer eine Card anklickt, werden die Details dieser Card angezeigt.</w:t>
-      </w:r>
-    </w:p>
-    <w:p>
-      <w:r>
-        <w:rPr>
-          <w:b/>
-          <w:bCs/>
-        </w:rPr>
-        <w:t>API-</w:t>
-      </w:r>
-      <w:proofErr w:type="spellStart"/>
-      <w:r>
-        <w:rPr>
-          <w:b/>
-          <w:bCs/>
-        </w:rPr>
-        <w:t>Endpunkt</w:t>
-      </w:r>
-      <w:proofErr w:type="spellEnd"/>
-      <w:r>
-        <w:rPr>
-          <w:b/>
-          <w:bCs/>
-        </w:rPr>
-        <w:t>:</w:t>
-      </w:r>
-      <w:r>
-        <w:t xml:space="preserve"> GET /1/cards/{id}</w:t>
-      </w:r>
-    </w:p>
-    <w:p>
-      <w:pPr>
-        <w:rPr>
-          <w:lang w:val="de-CH"/>
-        </w:rPr>
-      </w:pPr>
-      <w:r>
-        <w:rPr>
-          <w:b/>
-          <w:bCs/>
-          <w:lang w:val="de-CH"/>
-        </w:rPr>
-        <w:t>Geplante Datenfelder:</w:t>
-      </w:r>
-      <w:r>
-        <w:rPr>
-          <w:lang w:val="de-CH"/>
-        </w:rPr>
-        <w:t xml:space="preserve"> </w:t>
-      </w:r>
-      <w:proofErr w:type="spellStart"/>
-      <w:r>
-        <w:rPr>
-          <w:lang w:val="de-CH"/>
-        </w:rPr>
-        <w:t>id</w:t>
-      </w:r>
-      <w:proofErr w:type="spellEnd"/>
-      <w:r>
-        <w:rPr>
-          <w:lang w:val="de-CH"/>
-        </w:rPr>
-        <w:t xml:space="preserve">, </w:t>
-      </w:r>
-      <w:proofErr w:type="spellStart"/>
-      <w:r>
-        <w:rPr>
-          <w:lang w:val="de-CH"/>
-        </w:rPr>
-        <w:t>name</w:t>
-      </w:r>
-      <w:proofErr w:type="spellEnd"/>
-      <w:r>
-        <w:rPr>
-          <w:lang w:val="de-CH"/>
-        </w:rPr>
-        <w:t xml:space="preserve">, </w:t>
-      </w:r>
-      <w:proofErr w:type="spellStart"/>
-      <w:r>
-        <w:rPr>
-          <w:lang w:val="de-CH"/>
-        </w:rPr>
-        <w:t>desc</w:t>
-      </w:r>
-      <w:proofErr w:type="spellEnd"/>
-      <w:r>
-        <w:rPr>
-          <w:lang w:val="de-CH"/>
-        </w:rPr>
-        <w:t xml:space="preserve">, </w:t>
-      </w:r>
-      <w:proofErr w:type="spellStart"/>
-      <w:r>
-        <w:rPr>
-          <w:lang w:val="de-CH"/>
-        </w:rPr>
-        <w:t>idList</w:t>
-      </w:r>
-      <w:proofErr w:type="spellEnd"/>
-      <w:r>
-        <w:rPr>
-          <w:lang w:val="de-CH"/>
-        </w:rPr>
-        <w:t xml:space="preserve">, due, </w:t>
-      </w:r>
-      <w:proofErr w:type="spellStart"/>
-      <w:r>
-        <w:rPr>
-          <w:lang w:val="de-CH"/>
-        </w:rPr>
-        <w:t>dateLastActivity</w:t>
-      </w:r>
-      <w:proofErr w:type="spellEnd"/>
-      <w:r>
-        <w:rPr>
-          <w:lang w:val="de-CH"/>
-        </w:rPr>
-        <w:t xml:space="preserve">, </w:t>
-      </w:r>
-      <w:proofErr w:type="spellStart"/>
-      <w:r>
-        <w:rPr>
-          <w:lang w:val="de-CH"/>
-        </w:rPr>
-        <w:t>url</w:t>
-      </w:r>
-      <w:proofErr w:type="spellEnd"/>
-    </w:p>
-    <w:p>
-      <w:pPr>
-        <w:rPr>
-          <w:b/>
-          <w:bCs/>
-          <w:lang w:val="de-CH"/>
-        </w:rPr>
-      </w:pPr>
-      <w:r>
-        <w:rPr>
-          <w:b/>
-          <w:bCs/>
-          <w:lang w:val="de-CH"/>
-        </w:rPr>
-        <w:t>Neue Card erstellen</w:t>
-      </w:r>
-    </w:p>
-    <w:p>
-      <w:pPr>
-        <w:rPr>
-          <w:lang w:val="de-CH"/>
-        </w:rPr>
-      </w:pPr>
-      <w:r>
-        <w:rPr>
-          <w:lang w:val="de-CH"/>
-        </w:rPr>
-        <w:t>Der Benutzer kann über ein Formular eine neue Card erstellen. Dafür braucht die Card mindestens einen Titel und eine Liste, in der sie gespeichert wird. Die Beschreibung und das Fälligkeitsdatum sind optional.</w:t>
-      </w:r>
-    </w:p>
-    <w:p>
-      <w:pPr>
-        <w:rPr>
-          <w:lang w:val="de-CH"/>
-        </w:rPr>
-      </w:pPr>
-      <w:r>
-        <w:rPr>
-          <w:b/>
-          <w:bCs/>
-          <w:lang w:val="de-CH"/>
-        </w:rPr>
-        <w:t>API-Endpunkt:</w:t>
-      </w:r>
-      <w:r>
-        <w:rPr>
-          <w:lang w:val="de-CH"/>
-        </w:rPr>
-        <w:t xml:space="preserve"> POST /1/</w:t>
-      </w:r>
-      <w:proofErr w:type="spellStart"/>
-      <w:r>
-        <w:rPr>
-          <w:lang w:val="de-CH"/>
-        </w:rPr>
-        <w:t>cards</w:t>
-      </w:r>
-      <w:proofErr w:type="spellEnd"/>
-    </w:p>
-    <w:p>
-      <w:pPr>
-        <w:rPr>
-          <w:lang w:val="de-CH"/>
-        </w:rPr>
-      </w:pPr>
-      <w:r>
-        <w:rPr>
-          <w:b/>
-          <w:bCs/>
-          <w:lang w:val="de-CH"/>
-        </w:rPr>
-        <w:t>Geplante Eingabefelder:</w:t>
-      </w:r>
-      <w:r>
-        <w:rPr>
-          <w:lang w:val="de-CH"/>
-        </w:rPr>
-        <w:t xml:space="preserve"> </w:t>
-      </w:r>
-      <w:proofErr w:type="spellStart"/>
-      <w:r>
-        <w:rPr>
-          <w:lang w:val="de-CH"/>
-        </w:rPr>
-        <w:t>name</w:t>
-      </w:r>
-      <w:proofErr w:type="spellEnd"/>
-      <w:r>
-        <w:rPr>
-          <w:lang w:val="de-CH"/>
-        </w:rPr>
-        <w:t xml:space="preserve">, </w:t>
-      </w:r>
-      <w:proofErr w:type="spellStart"/>
-      <w:r>
-        <w:rPr>
-          <w:lang w:val="de-CH"/>
-        </w:rPr>
-        <w:t>desc</w:t>
-      </w:r>
-      <w:proofErr w:type="spellEnd"/>
-      <w:r>
-        <w:rPr>
-          <w:lang w:val="de-CH"/>
-        </w:rPr>
-        <w:t xml:space="preserve">, </w:t>
-      </w:r>
-      <w:proofErr w:type="spellStart"/>
-      <w:r>
-        <w:rPr>
-          <w:lang w:val="de-CH"/>
-        </w:rPr>
-        <w:t>idList</w:t>
-      </w:r>
-      <w:proofErr w:type="spellEnd"/>
-      <w:r>
-        <w:rPr>
-          <w:lang w:val="de-CH"/>
-        </w:rPr>
-        <w:t>, due</w:t>
-      </w:r>
-    </w:p>
-    <w:p>
-      <w:pPr>
-        <w:rPr>
-          <w:lang w:val="de-CH"/>
-        </w:rPr>
-      </w:pPr>
-      <w:r>
-        <w:rPr>
-          <w:b/>
-          <w:bCs/>
-          <w:lang w:val="de-CH"/>
-        </w:rPr>
-        <w:t>Geplante Rückgabefelder:</w:t>
-      </w:r>
-      <w:r>
-        <w:rPr>
-          <w:lang w:val="de-CH"/>
-        </w:rPr>
-        <w:t xml:space="preserve"> </w:t>
-      </w:r>
-      <w:proofErr w:type="spellStart"/>
-      <w:r>
-        <w:rPr>
-          <w:lang w:val="de-CH"/>
-        </w:rPr>
-        <w:t>id</w:t>
-      </w:r>
-      <w:proofErr w:type="spellEnd"/>
-      <w:r>
-        <w:rPr>
-          <w:lang w:val="de-CH"/>
-        </w:rPr>
-        <w:t xml:space="preserve">, </w:t>
-      </w:r>
-      <w:proofErr w:type="spellStart"/>
-      <w:r>
-        <w:rPr>
-          <w:lang w:val="de-CH"/>
-        </w:rPr>
-        <w:t>name</w:t>
-      </w:r>
-      <w:proofErr w:type="spellEnd"/>
-      <w:r>
-        <w:rPr>
-          <w:lang w:val="de-CH"/>
-        </w:rPr>
-        <w:t xml:space="preserve">, </w:t>
-      </w:r>
-      <w:proofErr w:type="spellStart"/>
-      <w:r>
-        <w:rPr>
-          <w:lang w:val="de-CH"/>
-        </w:rPr>
-        <w:t>desc</w:t>
-      </w:r>
-      <w:proofErr w:type="spellEnd"/>
-      <w:r>
-        <w:rPr>
-          <w:lang w:val="de-CH"/>
-        </w:rPr>
-        <w:t xml:space="preserve">, </w:t>
-      </w:r>
-      <w:proofErr w:type="spellStart"/>
-      <w:r>
-        <w:rPr>
-          <w:lang w:val="de-CH"/>
-        </w:rPr>
-        <w:t>idList</w:t>
-      </w:r>
-      <w:proofErr w:type="spellEnd"/>
-      <w:r>
-        <w:rPr>
-          <w:lang w:val="de-CH"/>
-        </w:rPr>
-        <w:t>, due</w:t>
-      </w:r>
-    </w:p>
-    <w:p>
-      <w:pPr>
-        <w:rPr>
-          <w:b/>
-          <w:bCs/>
-          <w:lang w:val="de-CH"/>
-        </w:rPr>
-      </w:pPr>
-      <w:r>
-        <w:rPr>
-          <w:b/>
-          <w:bCs/>
-          <w:lang w:val="de-CH"/>
-        </w:rPr>
-        <w:t>Card bearbeiten</w:t>
-      </w:r>
-    </w:p>
-    <w:p>
-      <w:pPr>
-        <w:rPr>
-          <w:lang w:val="de-CH"/>
-        </w:rPr>
-      </w:pPr>
-      <w:r>
-        <w:rPr>
-          <w:lang w:val="de-CH"/>
-        </w:rPr>
-        <w:t>Der Benutzer kann eine bestehende Card bearbeiten. Dabei können Titel, Beschreibung, Liste oder Fälligkeitsdatum geändert werden.</w:t>
-      </w:r>
-    </w:p>
-    <w:p>
-      <w:r>
-        <w:rPr>
-          <w:b/>
-          <w:bCs/>
-        </w:rPr>
-        <w:t>API-</w:t>
-      </w:r>
-      <w:proofErr w:type="spellStart"/>
-      <w:r>
-        <w:rPr>
-          <w:b/>
-          <w:bCs/>
-        </w:rPr>
-        <w:t>Endpunkt</w:t>
-      </w:r>
-      <w:proofErr w:type="spellEnd"/>
-      <w:r>
-        <w:rPr>
-          <w:b/>
-          <w:bCs/>
-        </w:rPr>
-        <w:t>:</w:t>
-      </w:r>
-      <w:r>
-        <w:t xml:space="preserve"> PUT /1/</w:t>
-      </w:r>
-      <w:proofErr w:type="gramStart"/>
-      <w:r>
-        <w:t>cards/{</w:t>
-      </w:r>
-      <w:proofErr w:type="gramEnd"/>
-      <w:r>
-        <w:t>id}</w:t>
-      </w:r>
-    </w:p>
-    <w:p>
-      <w:pPr>
-        <w:rPr>
-          <w:lang w:val="de-CH"/>
-        </w:rPr>
-      </w:pPr>
-      <w:r>
-        <w:rPr>
-          <w:b/>
-          <w:bCs/>
-          <w:lang w:val="de-CH"/>
-        </w:rPr>
-        <w:t>Geplante Eingabefelder:</w:t>
-      </w:r>
-      <w:r>
-        <w:rPr>
-          <w:lang w:val="de-CH"/>
-        </w:rPr>
-        <w:t xml:space="preserve"> </w:t>
-      </w:r>
-      <w:proofErr w:type="spellStart"/>
-      <w:r>
-        <w:rPr>
-          <w:lang w:val="de-CH"/>
-        </w:rPr>
-        <w:t>name</w:t>
-      </w:r>
-      <w:proofErr w:type="spellEnd"/>
-      <w:r>
-        <w:rPr>
-          <w:lang w:val="de-CH"/>
-        </w:rPr>
-        <w:t xml:space="preserve">, </w:t>
-      </w:r>
-      <w:proofErr w:type="spellStart"/>
-      <w:r>
-        <w:rPr>
-          <w:lang w:val="de-CH"/>
-        </w:rPr>
-        <w:t>desc</w:t>
-      </w:r>
-      <w:proofErr w:type="spellEnd"/>
-      <w:r>
-        <w:rPr>
-          <w:lang w:val="de-CH"/>
-        </w:rPr>
-        <w:t xml:space="preserve">, </w:t>
-      </w:r>
-      <w:proofErr w:type="spellStart"/>
-      <w:r>
-        <w:rPr>
-          <w:lang w:val="de-CH"/>
-        </w:rPr>
-        <w:t>idList</w:t>
-      </w:r>
-      <w:proofErr w:type="spellEnd"/>
-      <w:r>
-        <w:rPr>
-          <w:lang w:val="de-CH"/>
-        </w:rPr>
-        <w:t>, due</w:t>
-      </w:r>
-    </w:p>
-    <w:p>
-      <w:pPr>
-        <w:rPr>
-          <w:lang w:val="de-CH"/>
-        </w:rPr>
-      </w:pPr>
-      <w:r>
-        <w:rPr>
-          <w:b/>
-          <w:bCs/>
-          <w:lang w:val="de-CH"/>
-        </w:rPr>
-        <w:t>Geplante Rückgabefelder:</w:t>
-      </w:r>
-      <w:r>
-        <w:rPr>
-          <w:lang w:val="de-CH"/>
-        </w:rPr>
-        <w:t xml:space="preserve"> </w:t>
-      </w:r>
-      <w:proofErr w:type="spellStart"/>
-      <w:r>
-        <w:rPr>
-          <w:lang w:val="de-CH"/>
-        </w:rPr>
-        <w:t>id</w:t>
-      </w:r>
-      <w:proofErr w:type="spellEnd"/>
-      <w:r>
-        <w:rPr>
-          <w:lang w:val="de-CH"/>
-        </w:rPr>
-        <w:t xml:space="preserve">, </w:t>
-      </w:r>
-      <w:proofErr w:type="spellStart"/>
-      <w:r>
-        <w:rPr>
-          <w:lang w:val="de-CH"/>
-        </w:rPr>
-        <w:t>name</w:t>
-      </w:r>
-      <w:proofErr w:type="spellEnd"/>
-      <w:r>
-        <w:rPr>
-          <w:lang w:val="de-CH"/>
-        </w:rPr>
-        <w:t xml:space="preserve">, </w:t>
-      </w:r>
-      <w:proofErr w:type="spellStart"/>
-      <w:r>
-        <w:rPr>
-          <w:lang w:val="de-CH"/>
-        </w:rPr>
-        <w:t>desc</w:t>
-      </w:r>
-      <w:proofErr w:type="spellEnd"/>
-      <w:r>
-        <w:rPr>
-          <w:lang w:val="de-CH"/>
-        </w:rPr>
-        <w:t xml:space="preserve">, </w:t>
-      </w:r>
-      <w:proofErr w:type="spellStart"/>
-      <w:r>
-        <w:rPr>
-          <w:lang w:val="de-CH"/>
-        </w:rPr>
-        <w:t>idList</w:t>
-      </w:r>
-      <w:proofErr w:type="spellEnd"/>
-      <w:r>
-        <w:rPr>
-          <w:lang w:val="de-CH"/>
-        </w:rPr>
-        <w:t xml:space="preserve">, due, </w:t>
-      </w:r>
-      <w:proofErr w:type="spellStart"/>
-      <w:r>
-        <w:rPr>
-          <w:lang w:val="de-CH"/>
-        </w:rPr>
-        <w:t>dateLastActivity</w:t>
-      </w:r>
-      <w:proofErr w:type="spellEnd"/>
-    </w:p>
-    <w:p>
-      <w:pPr>
-        <w:rPr>
-          <w:b/>
-          <w:bCs/>
-          <w:lang w:val="de-CH"/>
-        </w:rPr>
-      </w:pPr>
-      <w:r>
-        <w:rPr>
-          <w:b/>
-          <w:bCs/>
-          <w:lang w:val="de-CH"/>
-        </w:rPr>
-        <w:t>Card löschen</w:t>
-      </w:r>
-    </w:p>
-    <w:p>
-      <w:pPr>
-        <w:rPr>
-          <w:lang w:val="de-CH"/>
-        </w:rPr>
-      </w:pPr>
-      <w:r>
-        <w:rPr>
-          <w:lang w:val="de-CH"/>
-        </w:rPr>
-        <w:lastRenderedPageBreak/>
+        <w:rPr>
+          <w:lang w:val="de-CH"/>
+        </w:rPr>
+      </w:pPr>
+      <w:r>
+        <w:rPr>
+          <w:lang w:val="de-CH"/>
+        </w:rPr>
         <w:t>Der Benutzer kann eine Card löschen. Vor dem Löschen wird eine Bestätigung angezeigt.</w:t>
       </w:r>
     </w:p>
@@ -2821,7 +2976,6 @@
   <w:style w:type="character" w:default="1" w:styleId="Absatz-Standardschriftart">
     <w:name w:val="Default Paragraph Font"/>
     <w:uiPriority w:val="1"/>
-    <w:semiHidden/>
     <w:unhideWhenUsed/>
   </w:style>
   <w:style w:type="table" w:default="1" w:styleId="NormaleTabelle">
